--- a/Product Requirements Document (PRD).docx
+++ b/Product Requirements Document (PRD).docx
@@ -10,16 +10,16 @@
           <w:rFonts w:cstheme="minorHAnsi"/>
           <w:b/>
           <w:bCs/>
-          <w:sz w:val="36"/>
-          <w:szCs w:val="36"/>
-        </w:rPr>
-      </w:pPr>
-      <w:r>
-        <w:rPr>
-          <w:rFonts w:cstheme="minorHAnsi"/>
-          <w:noProof/>
           <w:sz w:val="32"/>
           <w:szCs w:val="32"/>
+        </w:rPr>
+      </w:pPr>
+      <w:r>
+        <w:rPr>
+          <w:rFonts w:cstheme="minorHAnsi"/>
+          <w:noProof/>
+          <w:sz w:val="28"/>
+          <w:szCs w:val="28"/>
         </w:rPr>
         <w:drawing>
           <wp:anchor distT="0" distB="0" distL="114300" distR="114300" simplePos="0" relativeHeight="251658240" behindDoc="1" locked="0" layoutInCell="1" allowOverlap="1" wp14:anchorId="2C396726" wp14:editId="4418E9BB">
@@ -90,8 +90,8 @@
           <w:rFonts w:cstheme="minorHAnsi"/>
           <w:b/>
           <w:bCs/>
-          <w:sz w:val="36"/>
-          <w:szCs w:val="36"/>
+          <w:sz w:val="32"/>
+          <w:szCs w:val="32"/>
         </w:rPr>
         <w:t>Product Requirements Document (PRD)</w:t>
       </w:r>
@@ -105,8 +105,8 @@
           <w:b/>
           <w:bCs/>
           <w:color w:val="7F7F7F" w:themeColor="text1" w:themeTint="80"/>
-          <w:sz w:val="36"/>
-          <w:szCs w:val="36"/>
+          <w:sz w:val="28"/>
+          <w:szCs w:val="28"/>
         </w:rPr>
       </w:pPr>
       <w:r>
@@ -115,13 +115,16 @@
           <w:b/>
           <w:bCs/>
           <w:color w:val="7F7F7F" w:themeColor="text1" w:themeTint="80"/>
-          <w:sz w:val="36"/>
-          <w:szCs w:val="36"/>
+          <w:sz w:val="28"/>
+          <w:szCs w:val="28"/>
         </w:rPr>
         <w:t>KriGo – Algeria Vehicle Rental Marketplace</w:t>
       </w:r>
     </w:p>
     <w:p>
+      <w:pPr>
+        <w:spacing w:after="0"/>
+      </w:pPr>
       <w:r>
         <w:rPr>
           <w:b/>
@@ -134,6 +137,9 @@
       </w:r>
     </w:p>
     <w:p>
+      <w:pPr>
+        <w:spacing w:after="0"/>
+      </w:pPr>
       <w:r>
         <w:rPr>
           <w:b/>
@@ -146,6 +152,9 @@
       </w:r>
     </w:p>
     <w:p>
+      <w:pPr>
+        <w:spacing w:after="0"/>
+      </w:pPr>
       <w:r>
         <w:rPr>
           <w:b/>
@@ -158,6 +167,9 @@
       </w:r>
     </w:p>
     <w:p>
+      <w:pPr>
+        <w:spacing w:after="0"/>
+      </w:pPr>
       <w:r>
         <w:rPr>
           <w:b/>
@@ -169,13 +181,26 @@
         <w:t xml:space="preserve"> Oulhadj Oudai</w:t>
       </w:r>
     </w:p>
+    <w:p>
+      <w:pPr>
+        <w:spacing w:after="0"/>
+      </w:pPr>
+    </w:p>
+    <w:p>
+      <w:pPr>
+        <w:spacing w:after="0"/>
+      </w:pPr>
+    </w:p>
+    <w:p>
+      <w:r>
+        <w:br w:type="page"/>
+      </w:r>
+    </w:p>
     <w:sdt>
       <w:sdtPr>
         <w:rPr>
-          <w:rFonts w:asciiTheme="minorHAnsi" w:eastAsiaTheme="minorHAnsi" w:hAnsiTheme="minorHAnsi" w:cstheme="minorHAnsi"/>
-          <w:b/>
-          <w:bCs/>
-          <w:color w:val="000000" w:themeColor="text1"/>
+          <w:rFonts w:asciiTheme="majorBidi" w:eastAsiaTheme="minorHAnsi" w:hAnsiTheme="majorBidi" w:cstheme="minorBidi"/>
+          <w:color w:val="auto"/>
           <w:kern w:val="2"/>
           <w:sz w:val="24"/>
           <w:szCs w:val="24"/>
@@ -189,44 +214,39 @@
       </w:sdtPr>
       <w:sdtEndPr>
         <w:rPr>
-          <w:rFonts w:cstheme="minorBidi"/>
+          <w:b/>
+          <w:bCs/>
           <w:noProof/>
-          <w:color w:val="auto"/>
         </w:rPr>
       </w:sdtEndPr>
       <w:sdtContent>
         <w:p>
           <w:pPr>
             <w:pStyle w:val="TOCHeading"/>
-            <w:spacing w:line="480" w:lineRule="auto"/>
+            <w:spacing w:after="240"/>
             <w:rPr>
-              <w:rFonts w:asciiTheme="minorHAnsi" w:hAnsiTheme="minorHAnsi" w:cstheme="minorHAnsi"/>
+              <w:rFonts w:ascii="Times New Roman" w:hAnsi="Times New Roman" w:cs="Times New Roman"/>
               <w:b/>
               <w:bCs/>
-              <w:color w:val="000000" w:themeColor="text1"/>
-              <w:sz w:val="24"/>
-              <w:szCs w:val="24"/>
+              <w:color w:val="auto"/>
             </w:rPr>
           </w:pPr>
           <w:r>
             <w:rPr>
-              <w:rFonts w:asciiTheme="minorHAnsi" w:hAnsiTheme="minorHAnsi" w:cstheme="minorHAnsi"/>
+              <w:rFonts w:ascii="Times New Roman" w:hAnsi="Times New Roman" w:cs="Times New Roman"/>
               <w:b/>
               <w:bCs/>
-              <w:color w:val="000000" w:themeColor="text1"/>
-              <w:sz w:val="24"/>
-              <w:szCs w:val="24"/>
+              <w:color w:val="auto"/>
             </w:rPr>
-            <w:t xml:space="preserve">Contents: </w:t>
+            <w:t xml:space="preserve">Contents </w:t>
           </w:r>
         </w:p>
         <w:p>
           <w:pPr>
-            <w:pStyle w:val="TOC1"/>
+            <w:pStyle w:val="TOC2"/>
             <w:rPr>
-              <w:rFonts w:eastAsiaTheme="minorEastAsia" w:cstheme="minorBidi"/>
-              <w:b w:val="0"/>
-              <w:bCs w:val="0"/>
+              <w:rFonts w:asciiTheme="minorHAnsi" w:eastAsiaTheme="minorEastAsia" w:hAnsiTheme="minorHAnsi"/>
+              <w:noProof/>
             </w:rPr>
           </w:pPr>
           <w:r>
@@ -238,50 +258,58 @@
           <w:r>
             <w:fldChar w:fldCharType="separate"/>
           </w:r>
-          <w:hyperlink w:anchor="_Toc233212730" w:history="1">
+          <w:hyperlink w:anchor="_Toc236080474" w:history="1">
             <w:r>
               <w:rPr>
                 <w:rStyle w:val="Hyperlink"/>
-              </w:rPr>
-              <w:t>1. Product Overview</w:t>
-            </w:r>
-            <w:r>
-              <w:rPr>
+                <w:noProof/>
+              </w:rPr>
+              <w:t>Product Overview</w:t>
+            </w:r>
+            <w:r>
+              <w:rPr>
+                <w:noProof/>
                 <w:webHidden/>
               </w:rPr>
               <w:tab/>
             </w:r>
             <w:r>
               <w:rPr>
+                <w:noProof/>
                 <w:webHidden/>
               </w:rPr>
               <w:fldChar w:fldCharType="begin"/>
             </w:r>
             <w:r>
               <w:rPr>
+                <w:noProof/>
                 <w:webHidden/>
               </w:rPr>
-              <w:instrText xml:space="preserve"> PAGEREF _Toc233212730 \h </w:instrText>
-            </w:r>
-            <w:r>
-              <w:rPr>
+              <w:instrText xml:space="preserve"> PAGEREF _Toc236080474 \h </w:instrText>
+            </w:r>
+            <w:r>
+              <w:rPr>
+                <w:noProof/>
                 <w:webHidden/>
               </w:rPr>
             </w:r>
             <w:r>
               <w:rPr>
+                <w:noProof/>
                 <w:webHidden/>
               </w:rPr>
               <w:fldChar w:fldCharType="separate"/>
             </w:r>
             <w:r>
               <w:rPr>
+                <w:noProof/>
                 <w:webHidden/>
               </w:rPr>
               <w:t>1</w:t>
             </w:r>
             <w:r>
               <w:rPr>
+                <w:noProof/>
                 <w:webHidden/>
               </w:rPr>
               <w:fldChar w:fldCharType="end"/>
@@ -290,57 +318,66 @@
         </w:p>
         <w:p>
           <w:pPr>
-            <w:pStyle w:val="TOC1"/>
+            <w:pStyle w:val="TOC3"/>
+            <w:tabs>
+              <w:tab w:val="right" w:leader="dot" w:pos="9347"/>
+            </w:tabs>
             <w:rPr>
-              <w:rFonts w:eastAsiaTheme="minorEastAsia" w:cstheme="minorBidi"/>
-              <w:b w:val="0"/>
-              <w:bCs w:val="0"/>
+              <w:noProof/>
             </w:rPr>
           </w:pPr>
-          <w:hyperlink w:anchor="_Toc233212731" w:history="1">
+          <w:hyperlink w:anchor="_Toc236080475" w:history="1">
             <w:r>
               <w:rPr>
                 <w:rStyle w:val="Hyperlink"/>
-              </w:rPr>
-              <w:t>2. Problem Statement</w:t>
-            </w:r>
-            <w:r>
-              <w:rPr>
+                <w:noProof/>
+              </w:rPr>
+              <w:t>Product Name</w:t>
+            </w:r>
+            <w:r>
+              <w:rPr>
+                <w:noProof/>
                 <w:webHidden/>
               </w:rPr>
               <w:tab/>
             </w:r>
             <w:r>
               <w:rPr>
+                <w:noProof/>
                 <w:webHidden/>
               </w:rPr>
               <w:fldChar w:fldCharType="begin"/>
             </w:r>
             <w:r>
               <w:rPr>
+                <w:noProof/>
                 <w:webHidden/>
               </w:rPr>
-              <w:instrText xml:space="preserve"> PAGEREF _Toc233212731 \h </w:instrText>
-            </w:r>
-            <w:r>
-              <w:rPr>
+              <w:instrText xml:space="preserve"> PAGEREF _Toc236080475 \h </w:instrText>
+            </w:r>
+            <w:r>
+              <w:rPr>
+                <w:noProof/>
                 <w:webHidden/>
               </w:rPr>
             </w:r>
             <w:r>
               <w:rPr>
+                <w:noProof/>
                 <w:webHidden/>
               </w:rPr>
               <w:fldChar w:fldCharType="separate"/>
             </w:r>
             <w:r>
               <w:rPr>
+                <w:noProof/>
                 <w:webHidden/>
               </w:rPr>
               <w:t>1</w:t>
             </w:r>
             <w:r>
               <w:rPr>
+                <w:noProof/>
                 <w:webHidden/>
               </w:rPr>
               <w:fldChar w:fldCharType="end"/>
@@ -349,57 +386,66 @@
         </w:p>
         <w:p>
           <w:pPr>
-            <w:pStyle w:val="TOC1"/>
+            <w:pStyle w:val="TOC3"/>
+            <w:tabs>
+              <w:tab w:val="right" w:leader="dot" w:pos="9347"/>
+            </w:tabs>
             <w:rPr>
-              <w:rFonts w:eastAsiaTheme="minorEastAsia" w:cstheme="minorBidi"/>
-              <w:b w:val="0"/>
-              <w:bCs w:val="0"/>
+              <w:noProof/>
             </w:rPr>
           </w:pPr>
-          <w:hyperlink w:anchor="_Toc233212732" w:history="1">
+          <w:hyperlink w:anchor="_Toc236080476" w:history="1">
             <w:r>
               <w:rPr>
                 <w:rStyle w:val="Hyperlink"/>
-              </w:rPr>
-              <w:t>3. Business Goals</w:t>
-            </w:r>
-            <w:r>
-              <w:rPr>
+                <w:noProof/>
+              </w:rPr>
+              <w:t>Product Vision</w:t>
+            </w:r>
+            <w:r>
+              <w:rPr>
+                <w:noProof/>
                 <w:webHidden/>
               </w:rPr>
               <w:tab/>
             </w:r>
             <w:r>
               <w:rPr>
+                <w:noProof/>
                 <w:webHidden/>
               </w:rPr>
               <w:fldChar w:fldCharType="begin"/>
             </w:r>
             <w:r>
               <w:rPr>
+                <w:noProof/>
                 <w:webHidden/>
               </w:rPr>
-              <w:instrText xml:space="preserve"> PAGEREF _Toc233212732 \h </w:instrText>
-            </w:r>
-            <w:r>
-              <w:rPr>
+              <w:instrText xml:space="preserve"> PAGEREF _Toc236080476 \h </w:instrText>
+            </w:r>
+            <w:r>
+              <w:rPr>
+                <w:noProof/>
                 <w:webHidden/>
               </w:rPr>
             </w:r>
             <w:r>
               <w:rPr>
+                <w:noProof/>
                 <w:webHidden/>
               </w:rPr>
               <w:fldChar w:fldCharType="separate"/>
             </w:r>
             <w:r>
               <w:rPr>
+                <w:noProof/>
                 <w:webHidden/>
               </w:rPr>
-              <w:t>2</w:t>
-            </w:r>
-            <w:r>
-              <w:rPr>
+              <w:t>1</w:t>
+            </w:r>
+            <w:r>
+              <w:rPr>
+                <w:noProof/>
                 <w:webHidden/>
               </w:rPr>
               <w:fldChar w:fldCharType="end"/>
@@ -408,234 +454,66 @@
         </w:p>
         <w:p>
           <w:pPr>
-            <w:pStyle w:val="TOC1"/>
+            <w:pStyle w:val="TOC3"/>
+            <w:tabs>
+              <w:tab w:val="right" w:leader="dot" w:pos="9347"/>
+            </w:tabs>
             <w:rPr>
-              <w:rFonts w:eastAsiaTheme="minorEastAsia" w:cstheme="minorBidi"/>
-              <w:b w:val="0"/>
-              <w:bCs w:val="0"/>
+              <w:noProof/>
             </w:rPr>
           </w:pPr>
-          <w:hyperlink w:anchor="_Toc233212733" w:history="1">
+          <w:hyperlink w:anchor="_Toc236080477" w:history="1">
             <w:r>
               <w:rPr>
                 <w:rStyle w:val="Hyperlink"/>
-              </w:rPr>
-              <w:t>4. Success Metrics</w:t>
-            </w:r>
-            <w:r>
-              <w:rPr>
+                <w:noProof/>
+              </w:rPr>
+              <w:t>Product Mission</w:t>
+            </w:r>
+            <w:r>
+              <w:rPr>
+                <w:noProof/>
                 <w:webHidden/>
               </w:rPr>
               <w:tab/>
             </w:r>
             <w:r>
               <w:rPr>
+                <w:noProof/>
                 <w:webHidden/>
               </w:rPr>
               <w:fldChar w:fldCharType="begin"/>
             </w:r>
             <w:r>
               <w:rPr>
+                <w:noProof/>
                 <w:webHidden/>
               </w:rPr>
-              <w:instrText xml:space="preserve"> PAGEREF _Toc233212733 \h </w:instrText>
-            </w:r>
-            <w:r>
-              <w:rPr>
+              <w:instrText xml:space="preserve"> PAGEREF _Toc236080477 \h </w:instrText>
+            </w:r>
+            <w:r>
+              <w:rPr>
+                <w:noProof/>
                 <w:webHidden/>
               </w:rPr>
             </w:r>
             <w:r>
               <w:rPr>
+                <w:noProof/>
                 <w:webHidden/>
               </w:rPr>
               <w:fldChar w:fldCharType="separate"/>
             </w:r>
             <w:r>
               <w:rPr>
+                <w:noProof/>
                 <w:webHidden/>
               </w:rPr>
-              <w:t>3</w:t>
-            </w:r>
-            <w:r>
-              <w:rPr>
-                <w:webHidden/>
-              </w:rPr>
-              <w:fldChar w:fldCharType="end"/>
-            </w:r>
-          </w:hyperlink>
-        </w:p>
-        <w:p>
-          <w:pPr>
-            <w:pStyle w:val="TOC1"/>
-            <w:rPr>
-              <w:rFonts w:eastAsiaTheme="minorEastAsia" w:cstheme="minorBidi"/>
-              <w:b w:val="0"/>
-              <w:bCs w:val="0"/>
-            </w:rPr>
-          </w:pPr>
-          <w:hyperlink w:anchor="_Toc233212734" w:history="1">
-            <w:r>
-              <w:rPr>
-                <w:rStyle w:val="Hyperlink"/>
-              </w:rPr>
-              <w:t>5. User Types</w:t>
-            </w:r>
-            <w:r>
-              <w:rPr>
-                <w:webHidden/>
-              </w:rPr>
-              <w:tab/>
-            </w:r>
-            <w:r>
-              <w:rPr>
-                <w:webHidden/>
-              </w:rPr>
-              <w:fldChar w:fldCharType="begin"/>
-            </w:r>
-            <w:r>
-              <w:rPr>
-                <w:webHidden/>
-              </w:rPr>
-              <w:instrText xml:space="preserve"> PAGEREF _Toc233212734 \h </w:instrText>
-            </w:r>
-            <w:r>
-              <w:rPr>
-                <w:webHidden/>
-              </w:rPr>
-            </w:r>
-            <w:r>
-              <w:rPr>
-                <w:webHidden/>
-              </w:rPr>
-              <w:fldChar w:fldCharType="separate"/>
-            </w:r>
-            <w:r>
-              <w:rPr>
-                <w:webHidden/>
-              </w:rPr>
-              <w:t>4</w:t>
-            </w:r>
-            <w:r>
-              <w:rPr>
-                <w:webHidden/>
-              </w:rPr>
-              <w:fldChar w:fldCharType="end"/>
-            </w:r>
-          </w:hyperlink>
-        </w:p>
-        <w:p>
-          <w:pPr>
-            <w:pStyle w:val="TOC1"/>
-            <w:rPr>
-              <w:rFonts w:eastAsiaTheme="minorEastAsia" w:cstheme="minorBidi"/>
-              <w:b w:val="0"/>
-              <w:bCs w:val="0"/>
-            </w:rPr>
-          </w:pPr>
-          <w:hyperlink w:anchor="_Toc233212735" w:history="1">
-            <w:r>
-              <w:rPr>
-                <w:rStyle w:val="Hyperlink"/>
-              </w:rPr>
-              <w:t>6. Core User Journeys</w:t>
-            </w:r>
-            <w:r>
-              <w:rPr>
-                <w:webHidden/>
-              </w:rPr>
-              <w:tab/>
-            </w:r>
-            <w:r>
-              <w:rPr>
-                <w:webHidden/>
-              </w:rPr>
-              <w:fldChar w:fldCharType="begin"/>
-            </w:r>
-            <w:r>
-              <w:rPr>
-                <w:webHidden/>
-              </w:rPr>
-              <w:instrText xml:space="preserve"> PAGEREF _Toc233212735 \h </w:instrText>
-            </w:r>
-            <w:r>
-              <w:rPr>
-                <w:webHidden/>
-              </w:rPr>
-            </w:r>
-            <w:r>
-              <w:rPr>
-                <w:webHidden/>
-              </w:rPr>
-              <w:fldChar w:fldCharType="separate"/>
-            </w:r>
-            <w:r>
-              <w:rPr>
-                <w:webHidden/>
-              </w:rPr>
-              <w:t>4</w:t>
-            </w:r>
-            <w:r>
-              <w:rPr>
-                <w:webHidden/>
-              </w:rPr>
-              <w:fldChar w:fldCharType="end"/>
-            </w:r>
-          </w:hyperlink>
-        </w:p>
-        <w:p>
-          <w:pPr>
-            <w:pStyle w:val="TOC1"/>
-            <w:rPr>
-              <w:rFonts w:eastAsiaTheme="minorEastAsia" w:cstheme="minorBidi"/>
-              <w:b w:val="0"/>
-              <w:bCs w:val="0"/>
-            </w:rPr>
-          </w:pPr>
-          <w:hyperlink w:anchor="_Toc233212736" w:history="1">
-            <w:r>
-              <w:rPr>
-                <w:rStyle w:val="Hyperlink"/>
-              </w:rPr>
-              <w:t>7. Product Scope</w:t>
-            </w:r>
-            <w:r>
-              <w:rPr>
-                <w:webHidden/>
-              </w:rPr>
-              <w:tab/>
-            </w:r>
-            <w:r>
-              <w:rPr>
-                <w:webHidden/>
-              </w:rPr>
-              <w:fldChar w:fldCharType="begin"/>
-            </w:r>
-            <w:r>
-              <w:rPr>
-                <w:webHidden/>
-              </w:rPr>
-              <w:instrText xml:space="preserve"> PAGEREF _Toc233212736 \h </w:instrText>
-            </w:r>
-            <w:r>
-              <w:rPr>
-                <w:webHidden/>
-              </w:rPr>
-            </w:r>
-            <w:r>
-              <w:rPr>
-                <w:webHidden/>
-              </w:rPr>
-              <w:fldChar w:fldCharType="separate"/>
-            </w:r>
-            <w:r>
-              <w:rPr>
-                <w:webHidden/>
-              </w:rPr>
-              <w:t>5</w:t>
-            </w:r>
-            <w:r>
-              <w:rPr>
+              <w:t>1</w:t>
+            </w:r>
+            <w:r>
+              <w:rPr>
+                <w:noProof/>
                 <w:webHidden/>
               </w:rPr>
               <w:fldChar w:fldCharType="end"/>
@@ -645,22 +523,18 @@
         <w:p>
           <w:pPr>
             <w:pStyle w:val="TOC2"/>
-            <w:tabs>
-              <w:tab w:val="right" w:leader="dot" w:pos="9350"/>
-            </w:tabs>
             <w:rPr>
-              <w:rFonts w:eastAsiaTheme="minorEastAsia"/>
+              <w:rFonts w:asciiTheme="minorHAnsi" w:eastAsiaTheme="minorEastAsia" w:hAnsiTheme="minorHAnsi"/>
               <w:noProof/>
             </w:rPr>
           </w:pPr>
-          <w:hyperlink w:anchor="_Toc233212737" w:history="1">
+          <w:hyperlink w:anchor="_Toc236080478" w:history="1">
             <w:r>
               <w:rPr>
                 <w:rStyle w:val="Hyperlink"/>
-                <w:rFonts w:cstheme="minorHAnsi"/>
-                <w:noProof/>
-              </w:rPr>
-              <w:t>Customer Platform</w:t>
+                <w:noProof/>
+              </w:rPr>
+              <w:t>Problem Statement</w:t>
             </w:r>
             <w:r>
               <w:rPr>
@@ -681,7 +555,7 @@
                 <w:noProof/>
                 <w:webHidden/>
               </w:rPr>
-              <w:instrText xml:space="preserve"> PAGEREF _Toc233212737 \h </w:instrText>
+              <w:instrText xml:space="preserve"> PAGEREF _Toc236080478 \h </w:instrText>
             </w:r>
             <w:r>
               <w:rPr>
@@ -701,7 +575,7 @@
                 <w:noProof/>
                 <w:webHidden/>
               </w:rPr>
-              <w:t>5</w:t>
+              <w:t>2</w:t>
             </w:r>
             <w:r>
               <w:rPr>
@@ -715,22 +589,18 @@
         <w:p>
           <w:pPr>
             <w:pStyle w:val="TOC2"/>
-            <w:tabs>
-              <w:tab w:val="right" w:leader="dot" w:pos="9350"/>
-            </w:tabs>
             <w:rPr>
-              <w:rFonts w:eastAsiaTheme="minorEastAsia"/>
+              <w:rFonts w:asciiTheme="minorHAnsi" w:eastAsiaTheme="minorEastAsia" w:hAnsiTheme="minorHAnsi"/>
               <w:noProof/>
             </w:rPr>
           </w:pPr>
-          <w:hyperlink w:anchor="_Toc233212738" w:history="1">
+          <w:hyperlink w:anchor="_Toc236080479" w:history="1">
             <w:r>
               <w:rPr>
                 <w:rStyle w:val="Hyperlink"/>
-                <w:rFonts w:cstheme="minorHAnsi"/>
-                <w:noProof/>
-              </w:rPr>
-              <w:t>Mobile Application</w:t>
+                <w:noProof/>
+              </w:rPr>
+              <w:t>Business Goals</w:t>
             </w:r>
             <w:r>
               <w:rPr>
@@ -751,7 +621,7 @@
                 <w:noProof/>
                 <w:webHidden/>
               </w:rPr>
-              <w:instrText xml:space="preserve"> PAGEREF _Toc233212738 \h </w:instrText>
+              <w:instrText xml:space="preserve"> PAGEREF _Toc236080479 \h </w:instrText>
             </w:r>
             <w:r>
               <w:rPr>
@@ -771,7 +641,75 @@
                 <w:noProof/>
                 <w:webHidden/>
               </w:rPr>
-              <w:t>7</w:t>
+              <w:t>3</w:t>
+            </w:r>
+            <w:r>
+              <w:rPr>
+                <w:noProof/>
+                <w:webHidden/>
+              </w:rPr>
+              <w:fldChar w:fldCharType="end"/>
+            </w:r>
+          </w:hyperlink>
+        </w:p>
+        <w:p>
+          <w:pPr>
+            <w:pStyle w:val="TOC3"/>
+            <w:tabs>
+              <w:tab w:val="right" w:leader="dot" w:pos="9347"/>
+            </w:tabs>
+            <w:rPr>
+              <w:noProof/>
+            </w:rPr>
+          </w:pPr>
+          <w:hyperlink w:anchor="_Toc236080480" w:history="1">
+            <w:r>
+              <w:rPr>
+                <w:rStyle w:val="Hyperlink"/>
+                <w:noProof/>
+              </w:rPr>
+              <w:t>Business Requirements</w:t>
+            </w:r>
+            <w:r>
+              <w:rPr>
+                <w:noProof/>
+                <w:webHidden/>
+              </w:rPr>
+              <w:tab/>
+            </w:r>
+            <w:r>
+              <w:rPr>
+                <w:noProof/>
+                <w:webHidden/>
+              </w:rPr>
+              <w:fldChar w:fldCharType="begin"/>
+            </w:r>
+            <w:r>
+              <w:rPr>
+                <w:noProof/>
+                <w:webHidden/>
+              </w:rPr>
+              <w:instrText xml:space="preserve"> PAGEREF _Toc236080480 \h </w:instrText>
+            </w:r>
+            <w:r>
+              <w:rPr>
+                <w:noProof/>
+                <w:webHidden/>
+              </w:rPr>
+            </w:r>
+            <w:r>
+              <w:rPr>
+                <w:noProof/>
+                <w:webHidden/>
+              </w:rPr>
+              <w:fldChar w:fldCharType="separate"/>
+            </w:r>
+            <w:r>
+              <w:rPr>
+                <w:noProof/>
+                <w:webHidden/>
+              </w:rPr>
+              <w:t>3</w:t>
             </w:r>
             <w:r>
               <w:rPr>
@@ -785,22 +723,18 @@
         <w:p>
           <w:pPr>
             <w:pStyle w:val="TOC2"/>
-            <w:tabs>
-              <w:tab w:val="right" w:leader="dot" w:pos="9350"/>
-            </w:tabs>
             <w:rPr>
-              <w:rFonts w:eastAsiaTheme="minorEastAsia"/>
+              <w:rFonts w:asciiTheme="minorHAnsi" w:eastAsiaTheme="minorEastAsia" w:hAnsiTheme="minorHAnsi"/>
               <w:noProof/>
             </w:rPr>
           </w:pPr>
-          <w:hyperlink w:anchor="_Toc233212739" w:history="1">
+          <w:hyperlink w:anchor="_Toc236080481" w:history="1">
             <w:r>
               <w:rPr>
                 <w:rStyle w:val="Hyperlink"/>
-                <w:rFonts w:cstheme="minorHAnsi"/>
-                <w:noProof/>
-              </w:rPr>
-              <w:t>Agency Management Application</w:t>
+                <w:noProof/>
+              </w:rPr>
+              <w:t>Success Metrics</w:t>
             </w:r>
             <w:r>
               <w:rPr>
@@ -821,7 +755,7 @@
                 <w:noProof/>
                 <w:webHidden/>
               </w:rPr>
-              <w:instrText xml:space="preserve"> PAGEREF _Toc233212739 \h </w:instrText>
+              <w:instrText xml:space="preserve"> PAGEREF _Toc236080481 \h </w:instrText>
             </w:r>
             <w:r>
               <w:rPr>
@@ -841,7 +775,279 @@
                 <w:noProof/>
                 <w:webHidden/>
               </w:rPr>
-              <w:t>7</w:t>
+              <w:t>4</w:t>
+            </w:r>
+            <w:r>
+              <w:rPr>
+                <w:noProof/>
+                <w:webHidden/>
+              </w:rPr>
+              <w:fldChar w:fldCharType="end"/>
+            </w:r>
+          </w:hyperlink>
+        </w:p>
+        <w:p>
+          <w:pPr>
+            <w:pStyle w:val="TOC3"/>
+            <w:tabs>
+              <w:tab w:val="right" w:leader="dot" w:pos="9347"/>
+            </w:tabs>
+            <w:rPr>
+              <w:noProof/>
+            </w:rPr>
+          </w:pPr>
+          <w:hyperlink w:anchor="_Toc236080482" w:history="1">
+            <w:r>
+              <w:rPr>
+                <w:rStyle w:val="Hyperlink"/>
+                <w:noProof/>
+              </w:rPr>
+              <w:t>Customer Metrics</w:t>
+            </w:r>
+            <w:r>
+              <w:rPr>
+                <w:noProof/>
+                <w:webHidden/>
+              </w:rPr>
+              <w:tab/>
+            </w:r>
+            <w:r>
+              <w:rPr>
+                <w:noProof/>
+                <w:webHidden/>
+              </w:rPr>
+              <w:fldChar w:fldCharType="begin"/>
+            </w:r>
+            <w:r>
+              <w:rPr>
+                <w:noProof/>
+                <w:webHidden/>
+              </w:rPr>
+              <w:instrText xml:space="preserve"> PAGEREF _Toc236080482 \h </w:instrText>
+            </w:r>
+            <w:r>
+              <w:rPr>
+                <w:noProof/>
+                <w:webHidden/>
+              </w:rPr>
+            </w:r>
+            <w:r>
+              <w:rPr>
+                <w:noProof/>
+                <w:webHidden/>
+              </w:rPr>
+              <w:fldChar w:fldCharType="separate"/>
+            </w:r>
+            <w:r>
+              <w:rPr>
+                <w:noProof/>
+                <w:webHidden/>
+              </w:rPr>
+              <w:t>4</w:t>
+            </w:r>
+            <w:r>
+              <w:rPr>
+                <w:noProof/>
+                <w:webHidden/>
+              </w:rPr>
+              <w:fldChar w:fldCharType="end"/>
+            </w:r>
+          </w:hyperlink>
+        </w:p>
+        <w:p>
+          <w:pPr>
+            <w:pStyle w:val="TOC3"/>
+            <w:tabs>
+              <w:tab w:val="right" w:leader="dot" w:pos="9347"/>
+            </w:tabs>
+            <w:rPr>
+              <w:noProof/>
+            </w:rPr>
+          </w:pPr>
+          <w:hyperlink w:anchor="_Toc236080483" w:history="1">
+            <w:r>
+              <w:rPr>
+                <w:rStyle w:val="Hyperlink"/>
+                <w:noProof/>
+              </w:rPr>
+              <w:t>Agency Metrics</w:t>
+            </w:r>
+            <w:r>
+              <w:rPr>
+                <w:noProof/>
+                <w:webHidden/>
+              </w:rPr>
+              <w:tab/>
+            </w:r>
+            <w:r>
+              <w:rPr>
+                <w:noProof/>
+                <w:webHidden/>
+              </w:rPr>
+              <w:fldChar w:fldCharType="begin"/>
+            </w:r>
+            <w:r>
+              <w:rPr>
+                <w:noProof/>
+                <w:webHidden/>
+              </w:rPr>
+              <w:instrText xml:space="preserve"> PAGEREF _Toc236080483 \h </w:instrText>
+            </w:r>
+            <w:r>
+              <w:rPr>
+                <w:noProof/>
+                <w:webHidden/>
+              </w:rPr>
+            </w:r>
+            <w:r>
+              <w:rPr>
+                <w:noProof/>
+                <w:webHidden/>
+              </w:rPr>
+              <w:fldChar w:fldCharType="separate"/>
+            </w:r>
+            <w:r>
+              <w:rPr>
+                <w:noProof/>
+                <w:webHidden/>
+              </w:rPr>
+              <w:t>4</w:t>
+            </w:r>
+            <w:r>
+              <w:rPr>
+                <w:noProof/>
+                <w:webHidden/>
+              </w:rPr>
+              <w:fldChar w:fldCharType="end"/>
+            </w:r>
+          </w:hyperlink>
+        </w:p>
+        <w:p>
+          <w:pPr>
+            <w:pStyle w:val="TOC3"/>
+            <w:tabs>
+              <w:tab w:val="right" w:leader="dot" w:pos="9347"/>
+            </w:tabs>
+            <w:rPr>
+              <w:noProof/>
+            </w:rPr>
+          </w:pPr>
+          <w:hyperlink w:anchor="_Toc236080484" w:history="1">
+            <w:r>
+              <w:rPr>
+                <w:rStyle w:val="Hyperlink"/>
+                <w:noProof/>
+              </w:rPr>
+              <w:t>Business Metrics</w:t>
+            </w:r>
+            <w:r>
+              <w:rPr>
+                <w:noProof/>
+                <w:webHidden/>
+              </w:rPr>
+              <w:tab/>
+            </w:r>
+            <w:r>
+              <w:rPr>
+                <w:noProof/>
+                <w:webHidden/>
+              </w:rPr>
+              <w:fldChar w:fldCharType="begin"/>
+            </w:r>
+            <w:r>
+              <w:rPr>
+                <w:noProof/>
+                <w:webHidden/>
+              </w:rPr>
+              <w:instrText xml:space="preserve"> PAGEREF _Toc236080484 \h </w:instrText>
+            </w:r>
+            <w:r>
+              <w:rPr>
+                <w:noProof/>
+                <w:webHidden/>
+              </w:rPr>
+            </w:r>
+            <w:r>
+              <w:rPr>
+                <w:noProof/>
+                <w:webHidden/>
+              </w:rPr>
+              <w:fldChar w:fldCharType="separate"/>
+            </w:r>
+            <w:r>
+              <w:rPr>
+                <w:noProof/>
+                <w:webHidden/>
+              </w:rPr>
+              <w:t>4</w:t>
+            </w:r>
+            <w:r>
+              <w:rPr>
+                <w:noProof/>
+                <w:webHidden/>
+              </w:rPr>
+              <w:fldChar w:fldCharType="end"/>
+            </w:r>
+          </w:hyperlink>
+        </w:p>
+        <w:p>
+          <w:pPr>
+            <w:pStyle w:val="TOC3"/>
+            <w:tabs>
+              <w:tab w:val="right" w:leader="dot" w:pos="9347"/>
+            </w:tabs>
+            <w:rPr>
+              <w:noProof/>
+            </w:rPr>
+          </w:pPr>
+          <w:hyperlink w:anchor="_Toc236080485" w:history="1">
+            <w:r>
+              <w:rPr>
+                <w:rStyle w:val="Hyperlink"/>
+                <w:noProof/>
+              </w:rPr>
+              <w:t>Technical Metrics</w:t>
+            </w:r>
+            <w:r>
+              <w:rPr>
+                <w:noProof/>
+                <w:webHidden/>
+              </w:rPr>
+              <w:tab/>
+            </w:r>
+            <w:r>
+              <w:rPr>
+                <w:noProof/>
+                <w:webHidden/>
+              </w:rPr>
+              <w:fldChar w:fldCharType="begin"/>
+            </w:r>
+            <w:r>
+              <w:rPr>
+                <w:noProof/>
+                <w:webHidden/>
+              </w:rPr>
+              <w:instrText xml:space="preserve"> PAGEREF _Toc236080485 \h </w:instrText>
+            </w:r>
+            <w:r>
+              <w:rPr>
+                <w:noProof/>
+                <w:webHidden/>
+              </w:rPr>
+            </w:r>
+            <w:r>
+              <w:rPr>
+                <w:noProof/>
+                <w:webHidden/>
+              </w:rPr>
+              <w:fldChar w:fldCharType="separate"/>
+            </w:r>
+            <w:r>
+              <w:rPr>
+                <w:noProof/>
+                <w:webHidden/>
+              </w:rPr>
+              <w:t>4</w:t>
             </w:r>
             <w:r>
               <w:rPr>
@@ -855,22 +1061,18 @@
         <w:p>
           <w:pPr>
             <w:pStyle w:val="TOC2"/>
-            <w:tabs>
-              <w:tab w:val="right" w:leader="dot" w:pos="9350"/>
-            </w:tabs>
             <w:rPr>
-              <w:rFonts w:eastAsiaTheme="minorEastAsia"/>
+              <w:rFonts w:asciiTheme="minorHAnsi" w:eastAsiaTheme="minorEastAsia" w:hAnsiTheme="minorHAnsi"/>
               <w:noProof/>
             </w:rPr>
           </w:pPr>
-          <w:hyperlink w:anchor="_Toc233212740" w:history="1">
+          <w:hyperlink w:anchor="_Toc236080486" w:history="1">
             <w:r>
               <w:rPr>
                 <w:rStyle w:val="Hyperlink"/>
-                <w:rFonts w:cstheme="minorHAnsi"/>
-                <w:noProof/>
-              </w:rPr>
-              <w:t>Administration Portal</w:t>
+                <w:noProof/>
+              </w:rPr>
+              <w:t>User Types</w:t>
             </w:r>
             <w:r>
               <w:rPr>
@@ -891,7 +1093,7 @@
                 <w:noProof/>
                 <w:webHidden/>
               </w:rPr>
-              <w:instrText xml:space="preserve"> PAGEREF _Toc233212740 \h </w:instrText>
+              <w:instrText xml:space="preserve"> PAGEREF _Toc236080486 \h </w:instrText>
             </w:r>
             <w:r>
               <w:rPr>
@@ -911,70 +1113,11 @@
                 <w:noProof/>
                 <w:webHidden/>
               </w:rPr>
-              <w:t>8</w:t>
-            </w:r>
-            <w:r>
-              <w:rPr>
-                <w:noProof/>
-                <w:webHidden/>
-              </w:rPr>
-              <w:fldChar w:fldCharType="end"/>
-            </w:r>
-          </w:hyperlink>
-        </w:p>
-        <w:p>
-          <w:pPr>
-            <w:pStyle w:val="TOC1"/>
-            <w:rPr>
-              <w:rFonts w:eastAsiaTheme="minorEastAsia" w:cstheme="minorBidi"/>
-              <w:b w:val="0"/>
-              <w:bCs w:val="0"/>
-            </w:rPr>
-          </w:pPr>
-          <w:hyperlink w:anchor="_Toc233212741" w:history="1">
-            <w:r>
-              <w:rPr>
-                <w:rStyle w:val="Hyperlink"/>
-              </w:rPr>
-              <w:t>8. Platform Architecture Scope</w:t>
-            </w:r>
-            <w:r>
-              <w:rPr>
-                <w:webHidden/>
-              </w:rPr>
-              <w:tab/>
-            </w:r>
-            <w:r>
-              <w:rPr>
-                <w:webHidden/>
-              </w:rPr>
-              <w:fldChar w:fldCharType="begin"/>
-            </w:r>
-            <w:r>
-              <w:rPr>
-                <w:webHidden/>
-              </w:rPr>
-              <w:instrText xml:space="preserve"> PAGEREF _Toc233212741 \h </w:instrText>
-            </w:r>
-            <w:r>
-              <w:rPr>
-                <w:webHidden/>
-              </w:rPr>
-            </w:r>
-            <w:r>
-              <w:rPr>
-                <w:webHidden/>
-              </w:rPr>
-              <w:fldChar w:fldCharType="separate"/>
-            </w:r>
-            <w:r>
-              <w:rPr>
-                <w:webHidden/>
-              </w:rPr>
-              <w:t>9</w:t>
-            </w:r>
-            <w:r>
-              <w:rPr>
+              <w:t>5</w:t>
+            </w:r>
+            <w:r>
+              <w:rPr>
+                <w:noProof/>
                 <w:webHidden/>
               </w:rPr>
               <w:fldChar w:fldCharType="end"/>
@@ -984,21 +1127,18 @@
         <w:p>
           <w:pPr>
             <w:pStyle w:val="TOC2"/>
-            <w:tabs>
-              <w:tab w:val="right" w:leader="dot" w:pos="9350"/>
-            </w:tabs>
             <w:rPr>
-              <w:rFonts w:eastAsiaTheme="minorEastAsia"/>
+              <w:rFonts w:asciiTheme="minorHAnsi" w:eastAsiaTheme="minorEastAsia" w:hAnsiTheme="minorHAnsi"/>
               <w:noProof/>
             </w:rPr>
           </w:pPr>
-          <w:hyperlink w:anchor="_Toc233212742" w:history="1">
+          <w:hyperlink w:anchor="_Toc236080487" w:history="1">
             <w:r>
               <w:rPr>
                 <w:rStyle w:val="Hyperlink"/>
                 <w:noProof/>
               </w:rPr>
-              <w:t>Frontend Applications</w:t>
+              <w:t>Core User Journeys</w:t>
             </w:r>
             <w:r>
               <w:rPr>
@@ -1019,7 +1159,7 @@
                 <w:noProof/>
                 <w:webHidden/>
               </w:rPr>
-              <w:instrText xml:space="preserve"> PAGEREF _Toc233212742 \h </w:instrText>
+              <w:instrText xml:space="preserve"> PAGEREF _Toc236080487 \h </w:instrText>
             </w:r>
             <w:r>
               <w:rPr>
@@ -1039,7 +1179,143 @@
                 <w:noProof/>
                 <w:webHidden/>
               </w:rPr>
-              <w:t>9</w:t>
+              <w:t>5</w:t>
+            </w:r>
+            <w:r>
+              <w:rPr>
+                <w:noProof/>
+                <w:webHidden/>
+              </w:rPr>
+              <w:fldChar w:fldCharType="end"/>
+            </w:r>
+          </w:hyperlink>
+        </w:p>
+        <w:p>
+          <w:pPr>
+            <w:pStyle w:val="TOC3"/>
+            <w:tabs>
+              <w:tab w:val="right" w:leader="dot" w:pos="9347"/>
+            </w:tabs>
+            <w:rPr>
+              <w:noProof/>
+            </w:rPr>
+          </w:pPr>
+          <w:hyperlink w:anchor="_Toc236080488" w:history="1">
+            <w:r>
+              <w:rPr>
+                <w:rStyle w:val="Hyperlink"/>
+                <w:noProof/>
+              </w:rPr>
+              <w:t>Customer Journey</w:t>
+            </w:r>
+            <w:r>
+              <w:rPr>
+                <w:noProof/>
+                <w:webHidden/>
+              </w:rPr>
+              <w:tab/>
+            </w:r>
+            <w:r>
+              <w:rPr>
+                <w:noProof/>
+                <w:webHidden/>
+              </w:rPr>
+              <w:fldChar w:fldCharType="begin"/>
+            </w:r>
+            <w:r>
+              <w:rPr>
+                <w:noProof/>
+                <w:webHidden/>
+              </w:rPr>
+              <w:instrText xml:space="preserve"> PAGEREF _Toc236080488 \h </w:instrText>
+            </w:r>
+            <w:r>
+              <w:rPr>
+                <w:noProof/>
+                <w:webHidden/>
+              </w:rPr>
+            </w:r>
+            <w:r>
+              <w:rPr>
+                <w:noProof/>
+                <w:webHidden/>
+              </w:rPr>
+              <w:fldChar w:fldCharType="separate"/>
+            </w:r>
+            <w:r>
+              <w:rPr>
+                <w:noProof/>
+                <w:webHidden/>
+              </w:rPr>
+              <w:t>5</w:t>
+            </w:r>
+            <w:r>
+              <w:rPr>
+                <w:noProof/>
+                <w:webHidden/>
+              </w:rPr>
+              <w:fldChar w:fldCharType="end"/>
+            </w:r>
+          </w:hyperlink>
+        </w:p>
+        <w:p>
+          <w:pPr>
+            <w:pStyle w:val="TOC3"/>
+            <w:tabs>
+              <w:tab w:val="right" w:leader="dot" w:pos="9347"/>
+            </w:tabs>
+            <w:rPr>
+              <w:noProof/>
+            </w:rPr>
+          </w:pPr>
+          <w:hyperlink w:anchor="_Toc236080489" w:history="1">
+            <w:r>
+              <w:rPr>
+                <w:rStyle w:val="Hyperlink"/>
+                <w:noProof/>
+              </w:rPr>
+              <w:t>Agency Journey</w:t>
+            </w:r>
+            <w:r>
+              <w:rPr>
+                <w:noProof/>
+                <w:webHidden/>
+              </w:rPr>
+              <w:tab/>
+            </w:r>
+            <w:r>
+              <w:rPr>
+                <w:noProof/>
+                <w:webHidden/>
+              </w:rPr>
+              <w:fldChar w:fldCharType="begin"/>
+            </w:r>
+            <w:r>
+              <w:rPr>
+                <w:noProof/>
+                <w:webHidden/>
+              </w:rPr>
+              <w:instrText xml:space="preserve"> PAGEREF _Toc236080489 \h </w:instrText>
+            </w:r>
+            <w:r>
+              <w:rPr>
+                <w:noProof/>
+                <w:webHidden/>
+              </w:rPr>
+            </w:r>
+            <w:r>
+              <w:rPr>
+                <w:noProof/>
+                <w:webHidden/>
+              </w:rPr>
+              <w:fldChar w:fldCharType="separate"/>
+            </w:r>
+            <w:r>
+              <w:rPr>
+                <w:noProof/>
+                <w:webHidden/>
+              </w:rPr>
+              <w:t>5</w:t>
             </w:r>
             <w:r>
               <w:rPr>
@@ -1053,21 +1329,18 @@
         <w:p>
           <w:pPr>
             <w:pStyle w:val="TOC2"/>
-            <w:tabs>
-              <w:tab w:val="right" w:leader="dot" w:pos="9350"/>
-            </w:tabs>
             <w:rPr>
-              <w:rFonts w:eastAsiaTheme="minorEastAsia"/>
+              <w:rFonts w:asciiTheme="minorHAnsi" w:eastAsiaTheme="minorEastAsia" w:hAnsiTheme="minorHAnsi"/>
               <w:noProof/>
             </w:rPr>
           </w:pPr>
-          <w:hyperlink w:anchor="_Toc233212743" w:history="1">
+          <w:hyperlink w:anchor="_Toc236080490" w:history="1">
             <w:r>
               <w:rPr>
                 <w:rStyle w:val="Hyperlink"/>
                 <w:noProof/>
               </w:rPr>
-              <w:t>Backend Services</w:t>
+              <w:t>Product Scope</w:t>
             </w:r>
             <w:r>
               <w:rPr>
@@ -1088,7 +1361,7 @@
                 <w:noProof/>
                 <w:webHidden/>
               </w:rPr>
-              <w:instrText xml:space="preserve"> PAGEREF _Toc233212743 \h </w:instrText>
+              <w:instrText xml:space="preserve"> PAGEREF _Toc236080490 \h </w:instrText>
             </w:r>
             <w:r>
               <w:rPr>
@@ -1108,7 +1381,7 @@
                 <w:noProof/>
                 <w:webHidden/>
               </w:rPr>
-              <w:t>9</w:t>
+              <w:t>6</w:t>
             </w:r>
             <w:r>
               <w:rPr>
@@ -1121,57 +1394,66 @@
         </w:p>
         <w:p>
           <w:pPr>
-            <w:pStyle w:val="TOC1"/>
+            <w:pStyle w:val="TOC3"/>
+            <w:tabs>
+              <w:tab w:val="right" w:leader="dot" w:pos="9347"/>
+            </w:tabs>
             <w:rPr>
-              <w:rFonts w:eastAsiaTheme="minorEastAsia" w:cstheme="minorBidi"/>
-              <w:b w:val="0"/>
-              <w:bCs w:val="0"/>
+              <w:noProof/>
             </w:rPr>
           </w:pPr>
-          <w:hyperlink w:anchor="_Toc233212744" w:history="1">
+          <w:hyperlink w:anchor="_Toc236080491" w:history="1">
             <w:r>
               <w:rPr>
                 <w:rStyle w:val="Hyperlink"/>
-              </w:rPr>
-              <w:t>9. Non-Functional Requirements</w:t>
-            </w:r>
-            <w:r>
-              <w:rPr>
+                <w:noProof/>
+              </w:rPr>
+              <w:t>Customer Platform</w:t>
+            </w:r>
+            <w:r>
+              <w:rPr>
+                <w:noProof/>
                 <w:webHidden/>
               </w:rPr>
               <w:tab/>
             </w:r>
             <w:r>
               <w:rPr>
+                <w:noProof/>
                 <w:webHidden/>
               </w:rPr>
               <w:fldChar w:fldCharType="begin"/>
             </w:r>
             <w:r>
               <w:rPr>
+                <w:noProof/>
                 <w:webHidden/>
               </w:rPr>
-              <w:instrText xml:space="preserve"> PAGEREF _Toc233212744 \h </w:instrText>
-            </w:r>
-            <w:r>
-              <w:rPr>
+              <w:instrText xml:space="preserve"> PAGEREF _Toc236080491 \h </w:instrText>
+            </w:r>
+            <w:r>
+              <w:rPr>
+                <w:noProof/>
                 <w:webHidden/>
               </w:rPr>
             </w:r>
             <w:r>
               <w:rPr>
+                <w:noProof/>
                 <w:webHidden/>
               </w:rPr>
               <w:fldChar w:fldCharType="separate"/>
             </w:r>
             <w:r>
               <w:rPr>
+                <w:noProof/>
                 <w:webHidden/>
               </w:rPr>
-              <w:t>10</w:t>
-            </w:r>
-            <w:r>
-              <w:rPr>
+              <w:t>6</w:t>
+            </w:r>
+            <w:r>
+              <w:rPr>
+                <w:noProof/>
                 <w:webHidden/>
               </w:rPr>
               <w:fldChar w:fldCharType="end"/>
@@ -1180,57 +1462,66 @@
         </w:p>
         <w:p>
           <w:pPr>
-            <w:pStyle w:val="TOC1"/>
+            <w:pStyle w:val="TOC3"/>
+            <w:tabs>
+              <w:tab w:val="right" w:leader="dot" w:pos="9347"/>
+            </w:tabs>
             <w:rPr>
-              <w:rFonts w:eastAsiaTheme="minorEastAsia" w:cstheme="minorBidi"/>
-              <w:b w:val="0"/>
-              <w:bCs w:val="0"/>
+              <w:noProof/>
             </w:rPr>
           </w:pPr>
-          <w:hyperlink w:anchor="_Toc233212745" w:history="1">
+          <w:hyperlink w:anchor="_Toc236080492" w:history="1">
             <w:r>
               <w:rPr>
                 <w:rStyle w:val="Hyperlink"/>
-              </w:rPr>
-              <w:t>10. Out of Scope (MVP)</w:t>
-            </w:r>
-            <w:r>
-              <w:rPr>
+                <w:noProof/>
+              </w:rPr>
+              <w:t>Mobile Application</w:t>
+            </w:r>
+            <w:r>
+              <w:rPr>
+                <w:noProof/>
                 <w:webHidden/>
               </w:rPr>
               <w:tab/>
             </w:r>
             <w:r>
               <w:rPr>
+                <w:noProof/>
                 <w:webHidden/>
               </w:rPr>
               <w:fldChar w:fldCharType="begin"/>
             </w:r>
             <w:r>
               <w:rPr>
+                <w:noProof/>
                 <w:webHidden/>
               </w:rPr>
-              <w:instrText xml:space="preserve"> PAGEREF _Toc233212745 \h </w:instrText>
-            </w:r>
-            <w:r>
-              <w:rPr>
+              <w:instrText xml:space="preserve"> PAGEREF _Toc236080492 \h </w:instrText>
+            </w:r>
+            <w:r>
+              <w:rPr>
+                <w:noProof/>
                 <w:webHidden/>
               </w:rPr>
             </w:r>
             <w:r>
               <w:rPr>
+                <w:noProof/>
                 <w:webHidden/>
               </w:rPr>
               <w:fldChar w:fldCharType="separate"/>
             </w:r>
             <w:r>
               <w:rPr>
+                <w:noProof/>
                 <w:webHidden/>
               </w:rPr>
-              <w:t>11</w:t>
-            </w:r>
-            <w:r>
-              <w:rPr>
+              <w:t>7</w:t>
+            </w:r>
+            <w:r>
+              <w:rPr>
+                <w:noProof/>
                 <w:webHidden/>
               </w:rPr>
               <w:fldChar w:fldCharType="end"/>
@@ -1239,57 +1530,66 @@
         </w:p>
         <w:p>
           <w:pPr>
-            <w:pStyle w:val="TOC1"/>
+            <w:pStyle w:val="TOC3"/>
+            <w:tabs>
+              <w:tab w:val="right" w:leader="dot" w:pos="9347"/>
+            </w:tabs>
             <w:rPr>
-              <w:rFonts w:eastAsiaTheme="minorEastAsia" w:cstheme="minorBidi"/>
-              <w:b w:val="0"/>
-              <w:bCs w:val="0"/>
+              <w:noProof/>
             </w:rPr>
           </w:pPr>
-          <w:hyperlink w:anchor="_Toc233212746" w:history="1">
+          <w:hyperlink w:anchor="_Toc236080493" w:history="1">
             <w:r>
               <w:rPr>
                 <w:rStyle w:val="Hyperlink"/>
-              </w:rPr>
-              <w:t>11. Risks and Dependencies</w:t>
-            </w:r>
-            <w:r>
-              <w:rPr>
+                <w:noProof/>
+              </w:rPr>
+              <w:t>Agency Management Application</w:t>
+            </w:r>
+            <w:r>
+              <w:rPr>
+                <w:noProof/>
                 <w:webHidden/>
               </w:rPr>
               <w:tab/>
             </w:r>
             <w:r>
               <w:rPr>
+                <w:noProof/>
                 <w:webHidden/>
               </w:rPr>
               <w:fldChar w:fldCharType="begin"/>
             </w:r>
             <w:r>
               <w:rPr>
+                <w:noProof/>
                 <w:webHidden/>
               </w:rPr>
-              <w:instrText xml:space="preserve"> PAGEREF _Toc233212746 \h </w:instrText>
-            </w:r>
-            <w:r>
-              <w:rPr>
+              <w:instrText xml:space="preserve"> PAGEREF _Toc236080493 \h </w:instrText>
+            </w:r>
+            <w:r>
+              <w:rPr>
+                <w:noProof/>
                 <w:webHidden/>
               </w:rPr>
             </w:r>
             <w:r>
               <w:rPr>
+                <w:noProof/>
                 <w:webHidden/>
               </w:rPr>
               <w:fldChar w:fldCharType="separate"/>
             </w:r>
             <w:r>
               <w:rPr>
+                <w:noProof/>
                 <w:webHidden/>
               </w:rPr>
-              <w:t>11</w:t>
-            </w:r>
-            <w:r>
-              <w:rPr>
+              <w:t>8</w:t>
+            </w:r>
+            <w:r>
+              <w:rPr>
+                <w:noProof/>
                 <w:webHidden/>
               </w:rPr>
               <w:fldChar w:fldCharType="end"/>
@@ -1298,57 +1598,532 @@
         </w:p>
         <w:p>
           <w:pPr>
-            <w:pStyle w:val="TOC1"/>
+            <w:pStyle w:val="TOC3"/>
+            <w:tabs>
+              <w:tab w:val="right" w:leader="dot" w:pos="9347"/>
+            </w:tabs>
             <w:rPr>
-              <w:rFonts w:eastAsiaTheme="minorEastAsia" w:cstheme="minorBidi"/>
-              <w:b w:val="0"/>
-              <w:bCs w:val="0"/>
+              <w:noProof/>
             </w:rPr>
           </w:pPr>
-          <w:hyperlink w:anchor="_Toc233212747" w:history="1">
+          <w:hyperlink w:anchor="_Toc236080494" w:history="1">
             <w:r>
               <w:rPr>
                 <w:rStyle w:val="Hyperlink"/>
-              </w:rPr>
-              <w:t>12. Revenue Model</w:t>
-            </w:r>
-            <w:r>
-              <w:rPr>
+                <w:noProof/>
+              </w:rPr>
+              <w:t>Administration Portal</w:t>
+            </w:r>
+            <w:r>
+              <w:rPr>
+                <w:noProof/>
                 <w:webHidden/>
               </w:rPr>
               <w:tab/>
             </w:r>
             <w:r>
               <w:rPr>
+                <w:noProof/>
                 <w:webHidden/>
               </w:rPr>
               <w:fldChar w:fldCharType="begin"/>
             </w:r>
             <w:r>
               <w:rPr>
+                <w:noProof/>
                 <w:webHidden/>
               </w:rPr>
-              <w:instrText xml:space="preserve"> PAGEREF _Toc233212747 \h </w:instrText>
-            </w:r>
-            <w:r>
-              <w:rPr>
+              <w:instrText xml:space="preserve"> PAGEREF _Toc236080494 \h </w:instrText>
+            </w:r>
+            <w:r>
+              <w:rPr>
+                <w:noProof/>
                 <w:webHidden/>
               </w:rPr>
             </w:r>
             <w:r>
               <w:rPr>
+                <w:noProof/>
                 <w:webHidden/>
               </w:rPr>
               <w:fldChar w:fldCharType="separate"/>
             </w:r>
             <w:r>
               <w:rPr>
+                <w:noProof/>
                 <w:webHidden/>
               </w:rPr>
-              <w:t>12</w:t>
-            </w:r>
-            <w:r>
-              <w:rPr>
+              <w:t>8</w:t>
+            </w:r>
+            <w:r>
+              <w:rPr>
+                <w:noProof/>
+                <w:webHidden/>
+              </w:rPr>
+              <w:fldChar w:fldCharType="end"/>
+            </w:r>
+          </w:hyperlink>
+        </w:p>
+        <w:p>
+          <w:pPr>
+            <w:pStyle w:val="TOC2"/>
+            <w:rPr>
+              <w:rFonts w:asciiTheme="minorHAnsi" w:eastAsiaTheme="minorEastAsia" w:hAnsiTheme="minorHAnsi"/>
+              <w:noProof/>
+            </w:rPr>
+          </w:pPr>
+          <w:hyperlink w:anchor="_Toc236080495" w:history="1">
+            <w:r>
+              <w:rPr>
+                <w:rStyle w:val="Hyperlink"/>
+                <w:noProof/>
+              </w:rPr>
+              <w:t>Platform Architecture Scope</w:t>
+            </w:r>
+            <w:r>
+              <w:rPr>
+                <w:noProof/>
+                <w:webHidden/>
+              </w:rPr>
+              <w:tab/>
+            </w:r>
+            <w:r>
+              <w:rPr>
+                <w:noProof/>
+                <w:webHidden/>
+              </w:rPr>
+              <w:fldChar w:fldCharType="begin"/>
+            </w:r>
+            <w:r>
+              <w:rPr>
+                <w:noProof/>
+                <w:webHidden/>
+              </w:rPr>
+              <w:instrText xml:space="preserve"> PAGEREF _Toc236080495 \h </w:instrText>
+            </w:r>
+            <w:r>
+              <w:rPr>
+                <w:noProof/>
+                <w:webHidden/>
+              </w:rPr>
+            </w:r>
+            <w:r>
+              <w:rPr>
+                <w:noProof/>
+                <w:webHidden/>
+              </w:rPr>
+              <w:fldChar w:fldCharType="separate"/>
+            </w:r>
+            <w:r>
+              <w:rPr>
+                <w:noProof/>
+                <w:webHidden/>
+              </w:rPr>
+              <w:t>10</w:t>
+            </w:r>
+            <w:r>
+              <w:rPr>
+                <w:noProof/>
+                <w:webHidden/>
+              </w:rPr>
+              <w:fldChar w:fldCharType="end"/>
+            </w:r>
+          </w:hyperlink>
+        </w:p>
+        <w:p>
+          <w:pPr>
+            <w:pStyle w:val="TOC3"/>
+            <w:tabs>
+              <w:tab w:val="right" w:leader="dot" w:pos="9347"/>
+            </w:tabs>
+            <w:rPr>
+              <w:noProof/>
+            </w:rPr>
+          </w:pPr>
+          <w:hyperlink w:anchor="_Toc236080496" w:history="1">
+            <w:r>
+              <w:rPr>
+                <w:rStyle w:val="Hyperlink"/>
+                <w:noProof/>
+              </w:rPr>
+              <w:t>Frontend Applications</w:t>
+            </w:r>
+            <w:r>
+              <w:rPr>
+                <w:noProof/>
+                <w:webHidden/>
+              </w:rPr>
+              <w:tab/>
+            </w:r>
+            <w:r>
+              <w:rPr>
+                <w:noProof/>
+                <w:webHidden/>
+              </w:rPr>
+              <w:fldChar w:fldCharType="begin"/>
+            </w:r>
+            <w:r>
+              <w:rPr>
+                <w:noProof/>
+                <w:webHidden/>
+              </w:rPr>
+              <w:instrText xml:space="preserve"> PAGEREF _Toc236080496 \h </w:instrText>
+            </w:r>
+            <w:r>
+              <w:rPr>
+                <w:noProof/>
+                <w:webHidden/>
+              </w:rPr>
+            </w:r>
+            <w:r>
+              <w:rPr>
+                <w:noProof/>
+                <w:webHidden/>
+              </w:rPr>
+              <w:fldChar w:fldCharType="separate"/>
+            </w:r>
+            <w:r>
+              <w:rPr>
+                <w:noProof/>
+                <w:webHidden/>
+              </w:rPr>
+              <w:t>10</w:t>
+            </w:r>
+            <w:r>
+              <w:rPr>
+                <w:noProof/>
+                <w:webHidden/>
+              </w:rPr>
+              <w:fldChar w:fldCharType="end"/>
+            </w:r>
+          </w:hyperlink>
+        </w:p>
+        <w:p>
+          <w:pPr>
+            <w:pStyle w:val="TOC3"/>
+            <w:tabs>
+              <w:tab w:val="right" w:leader="dot" w:pos="9347"/>
+            </w:tabs>
+            <w:rPr>
+              <w:noProof/>
+            </w:rPr>
+          </w:pPr>
+          <w:hyperlink w:anchor="_Toc236080497" w:history="1">
+            <w:r>
+              <w:rPr>
+                <w:rStyle w:val="Hyperlink"/>
+                <w:noProof/>
+              </w:rPr>
+              <w:t>Backend Services</w:t>
+            </w:r>
+            <w:r>
+              <w:rPr>
+                <w:noProof/>
+                <w:webHidden/>
+              </w:rPr>
+              <w:tab/>
+            </w:r>
+            <w:r>
+              <w:rPr>
+                <w:noProof/>
+                <w:webHidden/>
+              </w:rPr>
+              <w:fldChar w:fldCharType="begin"/>
+            </w:r>
+            <w:r>
+              <w:rPr>
+                <w:noProof/>
+                <w:webHidden/>
+              </w:rPr>
+              <w:instrText xml:space="preserve"> PAGEREF _Toc236080497 \h </w:instrText>
+            </w:r>
+            <w:r>
+              <w:rPr>
+                <w:noProof/>
+                <w:webHidden/>
+              </w:rPr>
+            </w:r>
+            <w:r>
+              <w:rPr>
+                <w:noProof/>
+                <w:webHidden/>
+              </w:rPr>
+              <w:fldChar w:fldCharType="separate"/>
+            </w:r>
+            <w:r>
+              <w:rPr>
+                <w:noProof/>
+                <w:webHidden/>
+              </w:rPr>
+              <w:t>10</w:t>
+            </w:r>
+            <w:r>
+              <w:rPr>
+                <w:noProof/>
+                <w:webHidden/>
+              </w:rPr>
+              <w:fldChar w:fldCharType="end"/>
+            </w:r>
+          </w:hyperlink>
+        </w:p>
+        <w:p>
+          <w:pPr>
+            <w:pStyle w:val="TOC2"/>
+            <w:rPr>
+              <w:rFonts w:asciiTheme="minorHAnsi" w:eastAsiaTheme="minorEastAsia" w:hAnsiTheme="minorHAnsi"/>
+              <w:noProof/>
+            </w:rPr>
+          </w:pPr>
+          <w:hyperlink w:anchor="_Toc236080498" w:history="1">
+            <w:r>
+              <w:rPr>
+                <w:rStyle w:val="Hyperlink"/>
+                <w:noProof/>
+              </w:rPr>
+              <w:t>Non-Functional Requirements</w:t>
+            </w:r>
+            <w:r>
+              <w:rPr>
+                <w:noProof/>
+                <w:webHidden/>
+              </w:rPr>
+              <w:tab/>
+            </w:r>
+            <w:r>
+              <w:rPr>
+                <w:noProof/>
+                <w:webHidden/>
+              </w:rPr>
+              <w:fldChar w:fldCharType="begin"/>
+            </w:r>
+            <w:r>
+              <w:rPr>
+                <w:noProof/>
+                <w:webHidden/>
+              </w:rPr>
+              <w:instrText xml:space="preserve"> PAGEREF _Toc236080498 \h </w:instrText>
+            </w:r>
+            <w:r>
+              <w:rPr>
+                <w:noProof/>
+                <w:webHidden/>
+              </w:rPr>
+            </w:r>
+            <w:r>
+              <w:rPr>
+                <w:noProof/>
+                <w:webHidden/>
+              </w:rPr>
+              <w:fldChar w:fldCharType="separate"/>
+            </w:r>
+            <w:r>
+              <w:rPr>
+                <w:noProof/>
+                <w:webHidden/>
+              </w:rPr>
+              <w:t>11</w:t>
+            </w:r>
+            <w:r>
+              <w:rPr>
+                <w:noProof/>
+                <w:webHidden/>
+              </w:rPr>
+              <w:fldChar w:fldCharType="end"/>
+            </w:r>
+          </w:hyperlink>
+        </w:p>
+        <w:p>
+          <w:pPr>
+            <w:pStyle w:val="TOC2"/>
+            <w:rPr>
+              <w:rFonts w:asciiTheme="minorHAnsi" w:eastAsiaTheme="minorEastAsia" w:hAnsiTheme="minorHAnsi"/>
+              <w:noProof/>
+            </w:rPr>
+          </w:pPr>
+          <w:hyperlink w:anchor="_Toc236080499" w:history="1">
+            <w:r>
+              <w:rPr>
+                <w:rStyle w:val="Hyperlink"/>
+                <w:noProof/>
+              </w:rPr>
+              <w:t>Out of Scope (MVP)</w:t>
+            </w:r>
+            <w:r>
+              <w:rPr>
+                <w:noProof/>
+                <w:webHidden/>
+              </w:rPr>
+              <w:tab/>
+            </w:r>
+            <w:r>
+              <w:rPr>
+                <w:noProof/>
+                <w:webHidden/>
+              </w:rPr>
+              <w:fldChar w:fldCharType="begin"/>
+            </w:r>
+            <w:r>
+              <w:rPr>
+                <w:noProof/>
+                <w:webHidden/>
+              </w:rPr>
+              <w:instrText xml:space="preserve"> PAGEREF _Toc236080499 \h </w:instrText>
+            </w:r>
+            <w:r>
+              <w:rPr>
+                <w:noProof/>
+                <w:webHidden/>
+              </w:rPr>
+            </w:r>
+            <w:r>
+              <w:rPr>
+                <w:noProof/>
+                <w:webHidden/>
+              </w:rPr>
+              <w:fldChar w:fldCharType="separate"/>
+            </w:r>
+            <w:r>
+              <w:rPr>
+                <w:noProof/>
+                <w:webHidden/>
+              </w:rPr>
+              <w:t>13</w:t>
+            </w:r>
+            <w:r>
+              <w:rPr>
+                <w:noProof/>
+                <w:webHidden/>
+              </w:rPr>
+              <w:fldChar w:fldCharType="end"/>
+            </w:r>
+          </w:hyperlink>
+        </w:p>
+        <w:p>
+          <w:pPr>
+            <w:pStyle w:val="TOC2"/>
+            <w:rPr>
+              <w:rFonts w:asciiTheme="minorHAnsi" w:eastAsiaTheme="minorEastAsia" w:hAnsiTheme="minorHAnsi"/>
+              <w:noProof/>
+            </w:rPr>
+          </w:pPr>
+          <w:hyperlink w:anchor="_Toc236080500" w:history="1">
+            <w:r>
+              <w:rPr>
+                <w:rStyle w:val="Hyperlink"/>
+                <w:noProof/>
+              </w:rPr>
+              <w:t>Risks and Dependencies</w:t>
+            </w:r>
+            <w:r>
+              <w:rPr>
+                <w:noProof/>
+                <w:webHidden/>
+              </w:rPr>
+              <w:tab/>
+            </w:r>
+            <w:r>
+              <w:rPr>
+                <w:noProof/>
+                <w:webHidden/>
+              </w:rPr>
+              <w:fldChar w:fldCharType="begin"/>
+            </w:r>
+            <w:r>
+              <w:rPr>
+                <w:noProof/>
+                <w:webHidden/>
+              </w:rPr>
+              <w:instrText xml:space="preserve"> PAGEREF _Toc236080500 \h </w:instrText>
+            </w:r>
+            <w:r>
+              <w:rPr>
+                <w:noProof/>
+                <w:webHidden/>
+              </w:rPr>
+            </w:r>
+            <w:r>
+              <w:rPr>
+                <w:noProof/>
+                <w:webHidden/>
+              </w:rPr>
+              <w:fldChar w:fldCharType="separate"/>
+            </w:r>
+            <w:r>
+              <w:rPr>
+                <w:noProof/>
+                <w:webHidden/>
+              </w:rPr>
+              <w:t>14</w:t>
+            </w:r>
+            <w:r>
+              <w:rPr>
+                <w:noProof/>
+                <w:webHidden/>
+              </w:rPr>
+              <w:fldChar w:fldCharType="end"/>
+            </w:r>
+          </w:hyperlink>
+        </w:p>
+        <w:p>
+          <w:pPr>
+            <w:pStyle w:val="TOC2"/>
+            <w:rPr>
+              <w:rFonts w:asciiTheme="minorHAnsi" w:eastAsiaTheme="minorEastAsia" w:hAnsiTheme="minorHAnsi"/>
+              <w:noProof/>
+            </w:rPr>
+          </w:pPr>
+          <w:hyperlink w:anchor="_Toc236080501" w:history="1">
+            <w:r>
+              <w:rPr>
+                <w:rStyle w:val="Hyperlink"/>
+                <w:noProof/>
+              </w:rPr>
+              <w:t>Revenue Model</w:t>
+            </w:r>
+            <w:r>
+              <w:rPr>
+                <w:noProof/>
+                <w:webHidden/>
+              </w:rPr>
+              <w:tab/>
+            </w:r>
+            <w:r>
+              <w:rPr>
+                <w:noProof/>
+                <w:webHidden/>
+              </w:rPr>
+              <w:fldChar w:fldCharType="begin"/>
+            </w:r>
+            <w:r>
+              <w:rPr>
+                <w:noProof/>
+                <w:webHidden/>
+              </w:rPr>
+              <w:instrText xml:space="preserve"> PAGEREF _Toc236080501 \h </w:instrText>
+            </w:r>
+            <w:r>
+              <w:rPr>
+                <w:noProof/>
+                <w:webHidden/>
+              </w:rPr>
+            </w:r>
+            <w:r>
+              <w:rPr>
+                <w:noProof/>
+                <w:webHidden/>
+              </w:rPr>
+              <w:fldChar w:fldCharType="separate"/>
+            </w:r>
+            <w:r>
+              <w:rPr>
+                <w:noProof/>
+                <w:webHidden/>
+              </w:rPr>
+              <w:t>16</w:t>
+            </w:r>
+            <w:r>
+              <w:rPr>
+                <w:noProof/>
                 <w:webHidden/>
               </w:rPr>
               <w:fldChar w:fldCharType="end"/>
@@ -1358,8 +2133,8 @@
         <w:p>
           <w:pPr>
             <w:sectPr>
-              <w:pgSz w:w="12240" w:h="15840"/>
-              <w:pgMar w:top="1440" w:right="1440" w:bottom="1440" w:left="1440" w:header="720" w:footer="720" w:gutter="0"/>
+              <w:pgSz w:w="11906" w:h="16838" w:code="9"/>
+              <w:pgMar w:top="1411" w:right="850" w:bottom="1411" w:left="1699" w:header="720" w:footer="720" w:gutter="0"/>
               <w:cols w:space="720"/>
               <w:titlePg/>
               <w:docGrid w:linePitch="360"/>
@@ -1378,28 +2153,24 @@
     </w:sdt>
     <w:p>
       <w:pPr>
-        <w:pStyle w:val="Heading1"/>
-        <w:rPr>
-          <w:rFonts w:cstheme="minorHAnsi"/>
-        </w:rPr>
-      </w:pPr>
-      <w:bookmarkStart w:id="0" w:name="_Toc233212730"/>
-      <w:r>
-        <w:rPr>
-          <w:rFonts w:cstheme="minorHAnsi"/>
-        </w:rPr>
+        <w:pStyle w:val="Heading2"/>
+      </w:pPr>
+      <w:bookmarkStart w:id="0" w:name="_Toc236080474"/>
+      <w:r>
         <w:lastRenderedPageBreak/>
-        <w:t>1. Product Overview</w:t>
+        <w:t>Product Overview</w:t>
       </w:r>
       <w:bookmarkEnd w:id="0"/>
     </w:p>
     <w:p>
       <w:pPr>
-        <w:pStyle w:val="Title"/>
-      </w:pPr>
+        <w:pStyle w:val="Heading3"/>
+      </w:pPr>
+      <w:bookmarkStart w:id="1" w:name="_Toc236080475"/>
       <w:r>
         <w:t>Product Name</w:t>
       </w:r>
+      <w:bookmarkEnd w:id="1"/>
     </w:p>
     <w:p>
       <w:pPr>
@@ -1418,11 +2189,13 @@
     </w:p>
     <w:p>
       <w:pPr>
-        <w:pStyle w:val="Title"/>
-      </w:pPr>
+        <w:pStyle w:val="Heading3"/>
+      </w:pPr>
+      <w:bookmarkStart w:id="2" w:name="_Toc236080476"/>
       <w:r>
         <w:t>Product Vision</w:t>
       </w:r>
+      <w:bookmarkEnd w:id="2"/>
     </w:p>
     <w:p>
       <w:pPr>
@@ -1440,11 +2213,13 @@
     </w:p>
     <w:p>
       <w:pPr>
-        <w:pStyle w:val="Title"/>
-      </w:pPr>
+        <w:pStyle w:val="Heading3"/>
+      </w:pPr>
+      <w:bookmarkStart w:id="3" w:name="_Toc236080477"/>
       <w:r>
         <w:t>Product Mission</w:t>
       </w:r>
+      <w:bookmarkEnd w:id="3"/>
     </w:p>
     <w:p>
       <w:pPr>
@@ -1462,19 +2237,27 @@
     </w:p>
     <w:p>
       <w:pPr>
-        <w:pStyle w:val="Heading1"/>
-        <w:rPr>
-          <w:rFonts w:cstheme="minorHAnsi"/>
-        </w:rPr>
-      </w:pPr>
-      <w:bookmarkStart w:id="1" w:name="_Toc233212731"/>
-      <w:r>
-        <w:rPr>
-          <w:rFonts w:cstheme="minorHAnsi"/>
-        </w:rPr>
-        <w:t>2. Problem Statement</w:t>
-      </w:r>
-      <w:bookmarkEnd w:id="1"/>
+        <w:rPr>
+          <w:rFonts w:cstheme="minorHAnsi"/>
+        </w:rPr>
+      </w:pPr>
+      <w:r>
+        <w:rPr>
+          <w:rFonts w:cstheme="minorHAnsi"/>
+        </w:rPr>
+        <w:br w:type="page"/>
+      </w:r>
+    </w:p>
+    <w:p>
+      <w:pPr>
+        <w:pStyle w:val="Heading2"/>
+      </w:pPr>
+      <w:bookmarkStart w:id="4" w:name="_Toc236080478"/>
+      <w:r>
+        <w:lastRenderedPageBreak/>
+        <w:t>Problem Statement</w:t>
+      </w:r>
+      <w:bookmarkEnd w:id="4"/>
     </w:p>
     <w:p>
       <w:pPr>
@@ -1507,8 +2290,9 @@
       <w:pPr>
         <w:numPr>
           <w:ilvl w:val="0"/>
-          <w:numId w:val="1"/>
+          <w:numId w:val="90"/>
         </w:numPr>
+        <w:spacing w:after="0" w:line="276" w:lineRule="auto"/>
         <w:rPr>
           <w:rFonts w:cstheme="minorHAnsi"/>
         </w:rPr>
@@ -1524,8 +2308,9 @@
       <w:pPr>
         <w:numPr>
           <w:ilvl w:val="0"/>
-          <w:numId w:val="1"/>
+          <w:numId w:val="90"/>
         </w:numPr>
+        <w:spacing w:after="0" w:line="276" w:lineRule="auto"/>
         <w:rPr>
           <w:rFonts w:cstheme="minorHAnsi"/>
         </w:rPr>
@@ -1541,8 +2326,9 @@
       <w:pPr>
         <w:numPr>
           <w:ilvl w:val="0"/>
-          <w:numId w:val="1"/>
+          <w:numId w:val="90"/>
         </w:numPr>
+        <w:spacing w:after="0" w:line="276" w:lineRule="auto"/>
         <w:rPr>
           <w:rFonts w:cstheme="minorHAnsi"/>
         </w:rPr>
@@ -1558,8 +2344,9 @@
       <w:pPr>
         <w:numPr>
           <w:ilvl w:val="0"/>
-          <w:numId w:val="1"/>
+          <w:numId w:val="90"/>
         </w:numPr>
+        <w:spacing w:after="0" w:line="276" w:lineRule="auto"/>
         <w:rPr>
           <w:rFonts w:cstheme="minorHAnsi"/>
         </w:rPr>
@@ -1590,21 +2377,17 @@
     </w:p>
     <w:p>
       <w:pPr>
-        <w:pStyle w:val="Heading1"/>
-        <w:rPr>
-          <w:rFonts w:cstheme="minorHAnsi"/>
+        <w:pStyle w:val="Heading2"/>
+        <w:rPr>
           <w:rtl/>
         </w:rPr>
       </w:pPr>
-      <w:bookmarkStart w:id="2" w:name="_Toc233212732"/>
-      <w:r>
-        <w:rPr>
-          <w:rFonts w:cstheme="minorHAnsi"/>
-        </w:rPr>
+      <w:bookmarkStart w:id="5" w:name="_Toc236080479"/>
+      <w:r>
         <w:lastRenderedPageBreak/>
-        <w:t>3. Business Goals</w:t>
-      </w:r>
-      <w:bookmarkEnd w:id="2"/>
+        <w:t>Business Goals</w:t>
+      </w:r>
+      <w:bookmarkEnd w:id="5"/>
     </w:p>
     <w:p>
       <w:r>
@@ -1616,6 +2399,17 @@
         <w:t>It also aims to provide agencies with modern technological tools for inventory and reservation management. The platform will drive digital transformation in the sector while supporting local and international tourism with location-based services. In addition, the platform will establish a sustainable revenue model through subscriptions, commissions, and promotional offers, ensuring long-term growth and expansion for all stakeholders.</w:t>
       </w:r>
     </w:p>
+    <w:p>
+      <w:pPr>
+        <w:pStyle w:val="Heading3"/>
+      </w:pPr>
+      <w:bookmarkStart w:id="6" w:name="_Toc236080480"/>
+      <w:r>
+        <w:t>Business Requirements</w:t>
+      </w:r>
+      <w:bookmarkEnd w:id="6"/>
+    </w:p>
+    <w:p/>
     <w:p>
       <w:pPr>
         <w:pStyle w:val="Title"/>
@@ -1782,21 +2576,17 @@
     </w:p>
     <w:p>
       <w:pPr>
-        <w:pStyle w:val="Heading1"/>
-        <w:rPr>
-          <w:rFonts w:cstheme="minorHAnsi"/>
+        <w:pStyle w:val="Heading2"/>
+        <w:rPr>
           <w:rtl/>
         </w:rPr>
       </w:pPr>
-      <w:bookmarkStart w:id="3" w:name="_Toc233212733"/>
-      <w:r>
-        <w:rPr>
-          <w:rFonts w:cstheme="minorHAnsi"/>
-        </w:rPr>
+      <w:bookmarkStart w:id="7" w:name="_Toc236080481"/>
+      <w:r>
         <w:lastRenderedPageBreak/>
-        <w:t>4. Success Metrics</w:t>
-      </w:r>
-      <w:bookmarkEnd w:id="3"/>
+        <w:t>Success Metrics</w:t>
+      </w:r>
+      <w:bookmarkEnd w:id="7"/>
     </w:p>
     <w:p>
       <w:pPr>
@@ -1814,21 +2604,13 @@
     </w:p>
     <w:p>
       <w:pPr>
-        <w:spacing w:line="360" w:lineRule="auto"/>
-        <w:rPr>
-          <w:rFonts w:cstheme="minorHAnsi"/>
-          <w:b/>
-          <w:bCs/>
-        </w:rPr>
-      </w:pPr>
-      <w:r>
-        <w:rPr>
-          <w:rFonts w:cstheme="minorHAnsi"/>
-          <w:b/>
-          <w:bCs/>
-        </w:rPr>
+        <w:pStyle w:val="Heading3"/>
+      </w:pPr>
+      <w:bookmarkStart w:id="8" w:name="_Toc236080482"/>
+      <w:r>
         <w:t>Customer Metrics</w:t>
       </w:r>
+      <w:bookmarkEnd w:id="8"/>
     </w:p>
     <w:p>
       <w:pPr>
@@ -1908,21 +2690,13 @@
     </w:p>
     <w:p>
       <w:pPr>
-        <w:spacing w:line="360" w:lineRule="auto"/>
-        <w:rPr>
-          <w:rFonts w:cstheme="minorHAnsi"/>
-          <w:b/>
-          <w:bCs/>
-        </w:rPr>
-      </w:pPr>
-      <w:r>
-        <w:rPr>
-          <w:rFonts w:cstheme="minorHAnsi"/>
-          <w:b/>
-          <w:bCs/>
-        </w:rPr>
+        <w:pStyle w:val="Heading3"/>
+      </w:pPr>
+      <w:bookmarkStart w:id="9" w:name="_Toc236080483"/>
+      <w:r>
         <w:t>Agency Metrics</w:t>
       </w:r>
+      <w:bookmarkEnd w:id="9"/>
     </w:p>
     <w:p>
       <w:pPr>
@@ -1983,21 +2757,13 @@
     </w:p>
     <w:p>
       <w:pPr>
-        <w:spacing w:line="360" w:lineRule="auto"/>
-        <w:rPr>
-          <w:rFonts w:cstheme="minorHAnsi"/>
-          <w:b/>
-          <w:bCs/>
-        </w:rPr>
-      </w:pPr>
-      <w:r>
-        <w:rPr>
-          <w:rFonts w:cstheme="minorHAnsi"/>
-          <w:b/>
-          <w:bCs/>
-        </w:rPr>
+        <w:pStyle w:val="Heading3"/>
+      </w:pPr>
+      <w:bookmarkStart w:id="10" w:name="_Toc236080484"/>
+      <w:r>
         <w:t>Business Metrics</w:t>
       </w:r>
+      <w:bookmarkEnd w:id="10"/>
     </w:p>
     <w:p>
       <w:pPr>
@@ -2058,21 +2824,13 @@
     </w:p>
     <w:p>
       <w:pPr>
-        <w:spacing w:line="360" w:lineRule="auto"/>
-        <w:rPr>
-          <w:rFonts w:cstheme="minorHAnsi"/>
-          <w:b/>
-          <w:bCs/>
-        </w:rPr>
-      </w:pPr>
-      <w:r>
-        <w:rPr>
-          <w:rFonts w:cstheme="minorHAnsi"/>
-          <w:b/>
-          <w:bCs/>
-        </w:rPr>
+        <w:pStyle w:val="Heading3"/>
+      </w:pPr>
+      <w:bookmarkStart w:id="11" w:name="_Toc236080485"/>
+      <w:r>
         <w:t>Technical Metrics</w:t>
       </w:r>
+      <w:bookmarkEnd w:id="11"/>
     </w:p>
     <w:p>
       <w:pPr>
@@ -2150,20 +2908,14 @@
     </w:p>
     <w:p>
       <w:pPr>
-        <w:pStyle w:val="Heading1"/>
-        <w:rPr>
-          <w:rFonts w:cstheme="minorHAnsi"/>
-        </w:rPr>
-      </w:pPr>
-      <w:bookmarkStart w:id="4" w:name="_Toc233212734"/>
-      <w:r>
-        <w:rPr>
-          <w:rFonts w:cstheme="minorHAnsi"/>
-        </w:rPr>
+        <w:pStyle w:val="Heading2"/>
+      </w:pPr>
+      <w:bookmarkStart w:id="12" w:name="_Toc236080486"/>
+      <w:r>
         <w:lastRenderedPageBreak/>
-        <w:t>5. User Types</w:t>
-      </w:r>
-      <w:bookmarkEnd w:id="4"/>
+        <w:t>User Types</w:t>
+      </w:r>
+      <w:bookmarkEnd w:id="12"/>
     </w:p>
     <w:p>
       <w:pPr>
@@ -2295,36 +3047,23 @@
     </w:p>
     <w:p>
       <w:pPr>
-        <w:pStyle w:val="Heading1"/>
-        <w:rPr>
-          <w:rFonts w:cstheme="minorHAnsi"/>
-        </w:rPr>
-      </w:pPr>
-      <w:bookmarkStart w:id="5" w:name="_Toc233212735"/>
-      <w:r>
-        <w:rPr>
-          <w:rFonts w:cstheme="minorHAnsi"/>
-        </w:rPr>
-        <w:t>6. Core User Journeys</w:t>
-      </w:r>
-      <w:bookmarkEnd w:id="5"/>
-    </w:p>
-    <w:p>
-      <w:pPr>
-        <w:rPr>
-          <w:rFonts w:cstheme="minorHAnsi"/>
-          <w:b/>
-          <w:bCs/>
-        </w:rPr>
-      </w:pPr>
-      <w:r>
-        <w:rPr>
-          <w:rFonts w:cstheme="minorHAnsi"/>
-          <w:b/>
-          <w:bCs/>
-        </w:rPr>
+        <w:pStyle w:val="Heading2"/>
+      </w:pPr>
+      <w:bookmarkStart w:id="13" w:name="_Toc236080487"/>
+      <w:r>
+        <w:t>Core User Journeys</w:t>
+      </w:r>
+      <w:bookmarkEnd w:id="13"/>
+    </w:p>
+    <w:p>
+      <w:pPr>
+        <w:pStyle w:val="Heading3"/>
+      </w:pPr>
+      <w:bookmarkStart w:id="14" w:name="_Toc236080488"/>
+      <w:r>
         <w:t>Customer Journey</w:t>
       </w:r>
+      <w:bookmarkEnd w:id="14"/>
     </w:p>
     <w:p>
       <w:pPr>
@@ -2490,20 +3229,13 @@
     </w:p>
     <w:p>
       <w:pPr>
-        <w:rPr>
-          <w:rFonts w:cstheme="minorHAnsi"/>
-          <w:b/>
-          <w:bCs/>
-        </w:rPr>
-      </w:pPr>
-      <w:r>
-        <w:rPr>
-          <w:rFonts w:cstheme="minorHAnsi"/>
-          <w:b/>
-          <w:bCs/>
-        </w:rPr>
+        <w:pStyle w:val="Heading3"/>
+      </w:pPr>
+      <w:bookmarkStart w:id="15" w:name="_Toc236080489"/>
+      <w:r>
         <w:t>Agency Journey</w:t>
       </w:r>
+      <w:bookmarkEnd w:id="15"/>
     </w:p>
     <w:p>
       <w:pPr>
@@ -2669,36 +3401,45 @@
     </w:p>
     <w:p>
       <w:pPr>
-        <w:pStyle w:val="Heading1"/>
-        <w:rPr>
-          <w:rFonts w:cstheme="minorHAnsi"/>
-        </w:rPr>
-      </w:pPr>
-      <w:bookmarkStart w:id="6" w:name="_Toc233212736"/>
-      <w:r>
-        <w:rPr>
-          <w:rFonts w:cstheme="minorHAnsi"/>
-        </w:rPr>
+        <w:rPr>
+          <w:rFonts w:cstheme="minorHAnsi"/>
+        </w:rPr>
+      </w:pPr>
+    </w:p>
+    <w:p>
+      <w:pPr>
+        <w:rPr>
+          <w:rFonts w:eastAsiaTheme="majorEastAsia" w:cstheme="majorBidi"/>
+          <w:b/>
+          <w:color w:val="000000" w:themeColor="text1"/>
+          <w:sz w:val="28"/>
+          <w:szCs w:val="32"/>
+        </w:rPr>
+      </w:pPr>
+      <w:bookmarkStart w:id="16" w:name="_Toc236080490"/>
+      <w:r>
+        <w:br w:type="page"/>
+      </w:r>
+    </w:p>
+    <w:p>
+      <w:pPr>
+        <w:pStyle w:val="Heading2"/>
+      </w:pPr>
+      <w:r>
         <w:lastRenderedPageBreak/>
-        <w:t>7. Product Scope</w:t>
-      </w:r>
-      <w:bookmarkEnd w:id="6"/>
-    </w:p>
-    <w:p>
-      <w:pPr>
-        <w:pStyle w:val="Heading2"/>
-        <w:rPr>
-          <w:rFonts w:cstheme="minorHAnsi"/>
-        </w:rPr>
-      </w:pPr>
-      <w:bookmarkStart w:id="7" w:name="_Toc233212737"/>
-      <w:r>
-        <w:rPr>
-          <w:rFonts w:cstheme="minorHAnsi"/>
-        </w:rPr>
+        <w:t>Product Scope</w:t>
+      </w:r>
+      <w:bookmarkEnd w:id="16"/>
+    </w:p>
+    <w:p>
+      <w:pPr>
+        <w:pStyle w:val="Heading3"/>
+      </w:pPr>
+      <w:bookmarkStart w:id="17" w:name="_Toc236080491"/>
+      <w:r>
         <w:t>Customer Platform</w:t>
       </w:r>
-      <w:bookmarkEnd w:id="7"/>
+      <w:bookmarkEnd w:id="17"/>
     </w:p>
     <w:p>
       <w:pPr>
@@ -3192,7 +3933,6 @@
         <w:rPr>
           <w:rFonts w:cstheme="minorHAnsi"/>
         </w:rPr>
-        <w:lastRenderedPageBreak/>
         <w:t>Pricing</w:t>
       </w:r>
     </w:p>
@@ -3267,6 +4007,7 @@
         <w:rPr>
           <w:rFonts w:cstheme="minorHAnsi"/>
         </w:rPr>
+        <w:lastRenderedPageBreak/>
         <w:t>Create reservation</w:t>
       </w:r>
     </w:p>
@@ -3680,7 +4421,6 @@
         <w:rPr>
           <w:rFonts w:cstheme="minorHAnsi"/>
         </w:rPr>
-        <w:lastRenderedPageBreak/>
         <w:t>Vehicle preferences</w:t>
       </w:r>
     </w:p>
@@ -3728,19 +4468,13 @@
     </w:p>
     <w:p>
       <w:pPr>
-        <w:pStyle w:val="Heading2"/>
-        <w:rPr>
-          <w:rFonts w:cstheme="minorHAnsi"/>
-        </w:rPr>
-      </w:pPr>
-      <w:bookmarkStart w:id="8" w:name="_Toc233212738"/>
-      <w:r>
-        <w:rPr>
-          <w:rFonts w:cstheme="minorHAnsi"/>
-        </w:rPr>
+        <w:pStyle w:val="Heading3"/>
+      </w:pPr>
+      <w:bookmarkStart w:id="18" w:name="_Toc236080492"/>
+      <w:r>
         <w:t>Mobile Application</w:t>
       </w:r>
-      <w:bookmarkEnd w:id="8"/>
+      <w:bookmarkEnd w:id="18"/>
     </w:p>
     <w:p>
       <w:pPr>
@@ -3814,6 +4548,7 @@
         <w:rPr>
           <w:rFonts w:cstheme="minorHAnsi"/>
         </w:rPr>
+        <w:lastRenderedPageBreak/>
         <w:t>GPS location detection</w:t>
       </w:r>
       <w:r>
@@ -3869,19 +4604,13 @@
     </w:p>
     <w:p>
       <w:pPr>
-        <w:pStyle w:val="Heading2"/>
-        <w:rPr>
-          <w:rFonts w:cstheme="minorHAnsi"/>
-        </w:rPr>
-      </w:pPr>
-      <w:bookmarkStart w:id="9" w:name="_Toc233212739"/>
-      <w:r>
-        <w:rPr>
-          <w:rFonts w:cstheme="minorHAnsi"/>
-        </w:rPr>
+        <w:pStyle w:val="Heading3"/>
+      </w:pPr>
+      <w:bookmarkStart w:id="19" w:name="_Toc236080493"/>
+      <w:r>
         <w:t>Agency Management Application</w:t>
       </w:r>
-      <w:bookmarkEnd w:id="9"/>
+      <w:bookmarkEnd w:id="19"/>
     </w:p>
     <w:p>
       <w:pPr>
@@ -4203,7 +4932,6 @@
         <w:rPr>
           <w:rFonts w:cstheme="minorHAnsi"/>
         </w:rPr>
-        <w:lastRenderedPageBreak/>
         <w:t>Deposit configuration</w:t>
       </w:r>
     </w:p>
@@ -4344,19 +5072,13 @@
     </w:p>
     <w:p>
       <w:pPr>
-        <w:pStyle w:val="Heading2"/>
-        <w:rPr>
-          <w:rFonts w:cstheme="minorHAnsi"/>
-        </w:rPr>
-      </w:pPr>
-      <w:bookmarkStart w:id="10" w:name="_Toc233212740"/>
-      <w:r>
-        <w:rPr>
-          <w:rFonts w:cstheme="minorHAnsi"/>
-        </w:rPr>
+        <w:pStyle w:val="Heading3"/>
+      </w:pPr>
+      <w:bookmarkStart w:id="20" w:name="_Toc236080494"/>
+      <w:r>
         <w:t>Administration Portal</w:t>
       </w:r>
-      <w:bookmarkEnd w:id="10"/>
+      <w:bookmarkEnd w:id="20"/>
     </w:p>
     <w:p>
       <w:pPr>
@@ -4392,6 +5114,7 @@
         <w:rPr>
           <w:rFonts w:cstheme="minorHAnsi"/>
         </w:rPr>
+        <w:lastRenderedPageBreak/>
         <w:t>Approve agencies</w:t>
       </w:r>
     </w:p>
@@ -4641,30 +5364,46 @@
     </w:p>
     <w:p>
       <w:pPr>
-        <w:pStyle w:val="Heading1"/>
-        <w:rPr>
-          <w:rFonts w:cstheme="minorHAnsi"/>
-        </w:rPr>
-      </w:pPr>
-      <w:bookmarkStart w:id="11" w:name="_Toc233212741"/>
-      <w:r>
-        <w:rPr>
-          <w:rFonts w:cstheme="minorHAnsi"/>
-        </w:rPr>
+        <w:spacing w:line="360" w:lineRule="auto"/>
+        <w:rPr>
+          <w:rFonts w:cstheme="minorHAnsi"/>
+        </w:rPr>
+      </w:pPr>
+    </w:p>
+    <w:p>
+      <w:pPr>
+        <w:rPr>
+          <w:rFonts w:eastAsiaTheme="majorEastAsia" w:cstheme="majorBidi"/>
+          <w:b/>
+          <w:color w:val="000000" w:themeColor="text1"/>
+          <w:sz w:val="28"/>
+          <w:szCs w:val="32"/>
+        </w:rPr>
+      </w:pPr>
+      <w:r>
+        <w:br w:type="page"/>
+      </w:r>
+    </w:p>
+    <w:p>
+      <w:pPr>
+        <w:pStyle w:val="Heading2"/>
+      </w:pPr>
+      <w:bookmarkStart w:id="21" w:name="_Toc236080495"/>
+      <w:r>
         <w:lastRenderedPageBreak/>
-        <w:t>8. Platform Architecture Scope</w:t>
-      </w:r>
-      <w:bookmarkEnd w:id="11"/>
-    </w:p>
-    <w:p>
-      <w:pPr>
-        <w:pStyle w:val="Heading2"/>
-      </w:pPr>
-      <w:bookmarkStart w:id="12" w:name="_Toc233212742"/>
+        <w:t>Platform Architecture Scope</w:t>
+      </w:r>
+      <w:bookmarkEnd w:id="21"/>
+    </w:p>
+    <w:p>
+      <w:pPr>
+        <w:pStyle w:val="Heading3"/>
+      </w:pPr>
+      <w:bookmarkStart w:id="22" w:name="_Toc236080496"/>
       <w:r>
         <w:t>Frontend Applications</w:t>
       </w:r>
-      <w:bookmarkEnd w:id="12"/>
+      <w:bookmarkEnd w:id="22"/>
     </w:p>
     <w:p>
       <w:pPr>
@@ -4758,13 +5497,13 @@
     </w:p>
     <w:p>
       <w:pPr>
-        <w:pStyle w:val="Heading2"/>
-      </w:pPr>
-      <w:bookmarkStart w:id="13" w:name="_Toc233212743"/>
+        <w:pStyle w:val="Heading3"/>
+      </w:pPr>
+      <w:bookmarkStart w:id="23" w:name="_Toc236080497"/>
       <w:r>
         <w:t>Backend Services</w:t>
       </w:r>
-      <w:bookmarkEnd w:id="13"/>
+      <w:bookmarkEnd w:id="23"/>
     </w:p>
     <w:p>
       <w:pPr>
@@ -5082,20 +5821,14 @@
     </w:p>
     <w:p>
       <w:pPr>
-        <w:pStyle w:val="Heading1"/>
-        <w:rPr>
-          <w:rFonts w:cstheme="minorHAnsi"/>
-        </w:rPr>
-      </w:pPr>
-      <w:bookmarkStart w:id="14" w:name="_Toc233212744"/>
-      <w:r>
-        <w:rPr>
-          <w:rFonts w:cstheme="minorHAnsi"/>
-        </w:rPr>
+        <w:pStyle w:val="Heading2"/>
+      </w:pPr>
+      <w:bookmarkStart w:id="24" w:name="_Toc236080498"/>
+      <w:r>
         <w:lastRenderedPageBreak/>
-        <w:t>9. Non-Functional Requirements</w:t>
-      </w:r>
-      <w:bookmarkEnd w:id="14"/>
+        <w:t>Non-Functional Requirements</w:t>
+      </w:r>
+      <w:bookmarkEnd w:id="24"/>
     </w:p>
     <w:p>
       <w:pPr>
@@ -5679,19 +6412,36 @@
     </w:p>
     <w:p>
       <w:pPr>
-        <w:pStyle w:val="Heading1"/>
-        <w:rPr>
-          <w:rFonts w:cstheme="minorHAnsi"/>
-        </w:rPr>
-      </w:pPr>
-      <w:bookmarkStart w:id="15" w:name="_Toc233212745"/>
-      <w:r>
-        <w:rPr>
-          <w:rFonts w:cstheme="minorHAnsi"/>
-        </w:rPr>
-        <w:t>10. Out of Scope (MVP)</w:t>
-      </w:r>
-      <w:bookmarkEnd w:id="15"/>
+        <w:spacing w:line="360" w:lineRule="auto"/>
+        <w:rPr>
+          <w:rFonts w:cstheme="minorHAnsi"/>
+        </w:rPr>
+      </w:pPr>
+    </w:p>
+    <w:p>
+      <w:pPr>
+        <w:rPr>
+          <w:rFonts w:eastAsiaTheme="majorEastAsia" w:cstheme="majorBidi"/>
+          <w:b/>
+          <w:color w:val="000000" w:themeColor="text1"/>
+          <w:sz w:val="28"/>
+          <w:szCs w:val="32"/>
+        </w:rPr>
+      </w:pPr>
+      <w:r>
+        <w:br w:type="page"/>
+      </w:r>
+    </w:p>
+    <w:p>
+      <w:pPr>
+        <w:pStyle w:val="Heading2"/>
+      </w:pPr>
+      <w:bookmarkStart w:id="25" w:name="_Toc236080499"/>
+      <w:r>
+        <w:lastRenderedPageBreak/>
+        <w:t>Out of Scope (MVP)</w:t>
+      </w:r>
+      <w:bookmarkEnd w:id="25"/>
     </w:p>
     <w:p>
       <w:pPr>
@@ -5842,19 +6592,36 @@
     </w:p>
     <w:p>
       <w:pPr>
-        <w:pStyle w:val="Heading1"/>
-        <w:rPr>
-          <w:rFonts w:cstheme="minorHAnsi"/>
-        </w:rPr>
-      </w:pPr>
-      <w:bookmarkStart w:id="16" w:name="_Toc233212746"/>
-      <w:r>
-        <w:rPr>
-          <w:rFonts w:cstheme="minorHAnsi"/>
-        </w:rPr>
-        <w:t>11. Risks and Dependencies</w:t>
-      </w:r>
-      <w:bookmarkEnd w:id="16"/>
+        <w:spacing w:line="360" w:lineRule="auto"/>
+        <w:rPr>
+          <w:rFonts w:cstheme="minorHAnsi"/>
+        </w:rPr>
+      </w:pPr>
+    </w:p>
+    <w:p>
+      <w:pPr>
+        <w:rPr>
+          <w:rFonts w:eastAsiaTheme="majorEastAsia" w:cstheme="majorBidi"/>
+          <w:b/>
+          <w:color w:val="000000" w:themeColor="text1"/>
+          <w:sz w:val="28"/>
+          <w:szCs w:val="32"/>
+        </w:rPr>
+      </w:pPr>
+      <w:r>
+        <w:br w:type="page"/>
+      </w:r>
+    </w:p>
+    <w:p>
+      <w:pPr>
+        <w:pStyle w:val="Heading2"/>
+      </w:pPr>
+      <w:bookmarkStart w:id="26" w:name="_Toc236080500"/>
+      <w:r>
+        <w:lastRenderedPageBreak/>
+        <w:t>Risks and Dependencies</w:t>
+      </w:r>
+      <w:bookmarkEnd w:id="26"/>
     </w:p>
     <w:p>
       <w:pPr>
@@ -6055,19 +6822,35 @@
     </w:p>
     <w:p>
       <w:pPr>
-        <w:pStyle w:val="Heading1"/>
-        <w:rPr>
-          <w:rFonts w:cstheme="minorHAnsi"/>
-        </w:rPr>
-      </w:pPr>
-      <w:bookmarkStart w:id="17" w:name="_Toc233212747"/>
-      <w:r>
-        <w:rPr>
-          <w:rFonts w:cstheme="minorHAnsi"/>
-        </w:rPr>
-        <w:t>12. Revenue Model</w:t>
-      </w:r>
-      <w:bookmarkEnd w:id="17"/>
+        <w:rPr>
+          <w:rFonts w:cstheme="minorHAnsi"/>
+        </w:rPr>
+      </w:pPr>
+    </w:p>
+    <w:p>
+      <w:pPr>
+        <w:rPr>
+          <w:rFonts w:eastAsiaTheme="majorEastAsia" w:cstheme="majorBidi"/>
+          <w:b/>
+          <w:color w:val="000000" w:themeColor="text1"/>
+          <w:sz w:val="28"/>
+          <w:szCs w:val="32"/>
+        </w:rPr>
+      </w:pPr>
+      <w:r>
+        <w:br w:type="page"/>
+      </w:r>
+    </w:p>
+    <w:p>
+      <w:pPr>
+        <w:pStyle w:val="Heading2"/>
+      </w:pPr>
+      <w:bookmarkStart w:id="27" w:name="_Toc236080501"/>
+      <w:r>
+        <w:lastRenderedPageBreak/>
+        <w:t>Revenue Model</w:t>
+      </w:r>
+      <w:bookmarkEnd w:id="27"/>
     </w:p>
     <w:p>
       <w:pPr>
@@ -6199,8 +6982,8 @@
     <w:sectPr>
       <w:headerReference w:type="default" r:id="rId9"/>
       <w:footerReference w:type="default" r:id="rId10"/>
-      <w:pgSz w:w="12240" w:h="15840"/>
-      <w:pgMar w:top="1440" w:right="1440" w:bottom="1440" w:left="1440" w:header="720" w:footer="720" w:gutter="0"/>
+      <w:pgSz w:w="11906" w:h="16838" w:code="9"/>
+      <w:pgMar w:top="1411" w:right="850" w:bottom="1411" w:left="1699" w:header="720" w:footer="288" w:gutter="0"/>
       <w:pgNumType w:start="1"/>
       <w:cols w:space="720"/>
       <w:docGrid w:linePitch="360"/>
@@ -6239,10 +7022,11 @@
   <w:sdt>
     <w:sdtPr>
       <w:rPr>
+        <w:rFonts w:cstheme="majorBidi"/>
         <w:sz w:val="20"/>
         <w:szCs w:val="20"/>
       </w:rPr>
-      <w:id w:val="747233788"/>
+      <w:id w:val="1598448009"/>
       <w:docPartObj>
         <w:docPartGallery w:val="Page Numbers (Bottom of Page)"/>
         <w:docPartUnique/>
@@ -6261,15 +7045,16 @@
           <w:pBdr>
             <w:top w:val="single" w:sz="4" w:space="1" w:color="D9D9D9" w:themeColor="background1" w:themeShade="D9"/>
           </w:pBdr>
+          <w:jc w:val="right"/>
           <w:rPr>
-            <w:b/>
-            <w:bCs/>
+            <w:rFonts w:cstheme="majorBidi"/>
             <w:sz w:val="20"/>
             <w:szCs w:val="20"/>
           </w:rPr>
         </w:pPr>
         <w:r>
           <w:rPr>
+            <w:rFonts w:cstheme="majorBidi"/>
             <w:sz w:val="20"/>
             <w:szCs w:val="20"/>
           </w:rPr>
@@ -6277,6 +7062,7 @@
         </w:r>
         <w:r>
           <w:rPr>
+            <w:rFonts w:cstheme="majorBidi"/>
             <w:sz w:val="20"/>
             <w:szCs w:val="20"/>
           </w:rPr>
@@ -6284,6 +7070,7 @@
         </w:r>
         <w:r>
           <w:rPr>
+            <w:rFonts w:cstheme="majorBidi"/>
             <w:sz w:val="20"/>
             <w:szCs w:val="20"/>
           </w:rPr>
@@ -6291,8 +7078,7 @@
         </w:r>
         <w:r>
           <w:rPr>
-            <w:b/>
-            <w:bCs/>
+            <w:rFonts w:cstheme="majorBidi"/>
             <w:noProof/>
             <w:sz w:val="20"/>
             <w:szCs w:val="20"/>
@@ -6301,8 +7087,7 @@
         </w:r>
         <w:r>
           <w:rPr>
-            <w:b/>
-            <w:bCs/>
+            <w:rFonts w:cstheme="majorBidi"/>
             <w:noProof/>
             <w:sz w:val="20"/>
             <w:szCs w:val="20"/>
@@ -6311,8 +7096,7 @@
         </w:r>
         <w:r>
           <w:rPr>
-            <w:b/>
-            <w:bCs/>
+            <w:rFonts w:cstheme="majorBidi"/>
             <w:sz w:val="20"/>
             <w:szCs w:val="20"/>
           </w:rPr>
@@ -6320,6 +7104,7 @@
         </w:r>
         <w:r>
           <w:rPr>
+            <w:rFonts w:cstheme="majorBidi"/>
             <w:color w:val="7F7F7F" w:themeColor="background1" w:themeShade="7F"/>
             <w:spacing w:val="60"/>
             <w:sz w:val="20"/>
@@ -10228,7 +11013,7 @@
       <w:lvlText w:val=""/>
       <w:lvlJc w:val="left"/>
       <w:pPr>
-        <w:ind w:left="1080" w:hanging="360"/>
+        <w:ind w:left="810" w:hanging="360"/>
       </w:pPr>
       <w:rPr>
         <w:rFonts w:ascii="Wingdings" w:hAnsi="Wingdings" w:hint="default"/>
@@ -10240,7 +11025,7 @@
       <w:lvlText w:val="o"/>
       <w:lvlJc w:val="left"/>
       <w:pPr>
-        <w:ind w:left="1800" w:hanging="360"/>
+        <w:ind w:left="1530" w:hanging="360"/>
       </w:pPr>
       <w:rPr>
         <w:rFonts w:ascii="Courier New" w:hAnsi="Courier New" w:cs="Courier New" w:hint="default"/>
@@ -10252,7 +11037,7 @@
       <w:lvlText w:val=""/>
       <w:lvlJc w:val="left"/>
       <w:pPr>
-        <w:ind w:left="2520" w:hanging="360"/>
+        <w:ind w:left="2250" w:hanging="360"/>
       </w:pPr>
       <w:rPr>
         <w:rFonts w:ascii="Wingdings" w:hAnsi="Wingdings" w:hint="default"/>
@@ -10264,7 +11049,7 @@
       <w:lvlText w:val=""/>
       <w:lvlJc w:val="left"/>
       <w:pPr>
-        <w:ind w:left="3240" w:hanging="360"/>
+        <w:ind w:left="2970" w:hanging="360"/>
       </w:pPr>
       <w:rPr>
         <w:rFonts w:ascii="Symbol" w:hAnsi="Symbol" w:hint="default"/>
@@ -10276,7 +11061,7 @@
       <w:lvlText w:val="o"/>
       <w:lvlJc w:val="left"/>
       <w:pPr>
-        <w:ind w:left="3960" w:hanging="360"/>
+        <w:ind w:left="3690" w:hanging="360"/>
       </w:pPr>
       <w:rPr>
         <w:rFonts w:ascii="Courier New" w:hAnsi="Courier New" w:cs="Courier New" w:hint="default"/>
@@ -10288,7 +11073,7 @@
       <w:lvlText w:val=""/>
       <w:lvlJc w:val="left"/>
       <w:pPr>
-        <w:ind w:left="4680" w:hanging="360"/>
+        <w:ind w:left="4410" w:hanging="360"/>
       </w:pPr>
       <w:rPr>
         <w:rFonts w:ascii="Wingdings" w:hAnsi="Wingdings" w:hint="default"/>
@@ -10300,7 +11085,7 @@
       <w:lvlText w:val=""/>
       <w:lvlJc w:val="left"/>
       <w:pPr>
-        <w:ind w:left="5400" w:hanging="360"/>
+        <w:ind w:left="5130" w:hanging="360"/>
       </w:pPr>
       <w:rPr>
         <w:rFonts w:ascii="Symbol" w:hAnsi="Symbol" w:hint="default"/>
@@ -10312,7 +11097,7 @@
       <w:lvlText w:val="o"/>
       <w:lvlJc w:val="left"/>
       <w:pPr>
-        <w:ind w:left="6120" w:hanging="360"/>
+        <w:ind w:left="5850" w:hanging="360"/>
       </w:pPr>
       <w:rPr>
         <w:rFonts w:ascii="Courier New" w:hAnsi="Courier New" w:cs="Courier New" w:hint="default"/>
@@ -10324,7 +11109,7 @@
       <w:lvlText w:val=""/>
       <w:lvlJc w:val="left"/>
       <w:pPr>
-        <w:ind w:left="6840" w:hanging="360"/>
+        <w:ind w:left="6570" w:hanging="360"/>
       </w:pPr>
       <w:rPr>
         <w:rFonts w:ascii="Wingdings" w:hAnsi="Wingdings" w:hint="default"/>
@@ -12129,7 +12914,7 @@
       <w:lvlText w:val="%1."/>
       <w:lvlJc w:val="left"/>
       <w:pPr>
-        <w:ind w:left="1080" w:hanging="360"/>
+        <w:ind w:left="630" w:hanging="360"/>
       </w:pPr>
     </w:lvl>
     <w:lvl w:ilvl="1" w:tplc="04090019" w:tentative="1">
@@ -12138,7 +12923,7 @@
       <w:lvlText w:val="%2."/>
       <w:lvlJc w:val="left"/>
       <w:pPr>
-        <w:ind w:left="1800" w:hanging="360"/>
+        <w:ind w:left="1350" w:hanging="360"/>
       </w:pPr>
     </w:lvl>
     <w:lvl w:ilvl="2" w:tplc="0409001B" w:tentative="1">
@@ -12147,7 +12932,7 @@
       <w:lvlText w:val="%3."/>
       <w:lvlJc w:val="right"/>
       <w:pPr>
-        <w:ind w:left="2520" w:hanging="180"/>
+        <w:ind w:left="2070" w:hanging="180"/>
       </w:pPr>
     </w:lvl>
     <w:lvl w:ilvl="3" w:tplc="0409000F" w:tentative="1">
@@ -12156,7 +12941,7 @@
       <w:lvlText w:val="%4."/>
       <w:lvlJc w:val="left"/>
       <w:pPr>
-        <w:ind w:left="3240" w:hanging="360"/>
+        <w:ind w:left="2790" w:hanging="360"/>
       </w:pPr>
     </w:lvl>
     <w:lvl w:ilvl="4" w:tplc="04090019" w:tentative="1">
@@ -12165,7 +12950,7 @@
       <w:lvlText w:val="%5."/>
       <w:lvlJc w:val="left"/>
       <w:pPr>
-        <w:ind w:left="3960" w:hanging="360"/>
+        <w:ind w:left="3510" w:hanging="360"/>
       </w:pPr>
     </w:lvl>
     <w:lvl w:ilvl="5" w:tplc="0409001B" w:tentative="1">
@@ -12174,7 +12959,7 @@
       <w:lvlText w:val="%6."/>
       <w:lvlJc w:val="right"/>
       <w:pPr>
-        <w:ind w:left="4680" w:hanging="180"/>
+        <w:ind w:left="4230" w:hanging="180"/>
       </w:pPr>
     </w:lvl>
     <w:lvl w:ilvl="6" w:tplc="0409000F" w:tentative="1">
@@ -12183,7 +12968,7 @@
       <w:lvlText w:val="%7."/>
       <w:lvlJc w:val="left"/>
       <w:pPr>
-        <w:ind w:left="5400" w:hanging="360"/>
+        <w:ind w:left="4950" w:hanging="360"/>
       </w:pPr>
     </w:lvl>
     <w:lvl w:ilvl="7" w:tplc="04090019" w:tentative="1">
@@ -12192,7 +12977,7 @@
       <w:lvlText w:val="%8."/>
       <w:lvlJc w:val="left"/>
       <w:pPr>
-        <w:ind w:left="6120" w:hanging="360"/>
+        <w:ind w:left="5670" w:hanging="360"/>
       </w:pPr>
     </w:lvl>
     <w:lvl w:ilvl="8" w:tplc="0409001B" w:tentative="1">
@@ -12201,7 +12986,7 @@
       <w:lvlText w:val="%9."/>
       <w:lvlJc w:val="right"/>
       <w:pPr>
-        <w:ind w:left="6840" w:hanging="180"/>
+        <w:ind w:left="6390" w:hanging="180"/>
       </w:pPr>
     </w:lvl>
   </w:abstractNum>
@@ -13958,6 +14743,155 @@
     </w:lvl>
   </w:abstractNum>
   <w:abstractNum w:abstractNumId="53" w15:restartNumberingAfterBreak="0">
+    <w:nsid w:val="56D20DB0"/>
+    <w:multiLevelType w:val="multilevel"/>
+    <w:tmpl w:val="BFB281D6"/>
+    <w:lvl w:ilvl="0">
+      <w:start w:val="1"/>
+      <w:numFmt w:val="bullet"/>
+      <w:lvlText w:val=""/>
+      <w:lvlJc w:val="left"/>
+      <w:pPr>
+        <w:tabs>
+          <w:tab w:val="num" w:pos="720"/>
+        </w:tabs>
+        <w:ind w:left="720" w:hanging="360"/>
+      </w:pPr>
+      <w:rPr>
+        <w:rFonts w:ascii="Wingdings" w:hAnsi="Wingdings" w:hint="default"/>
+        <w:sz w:val="20"/>
+      </w:rPr>
+    </w:lvl>
+    <w:lvl w:ilvl="1" w:tentative="1">
+      <w:start w:val="1"/>
+      <w:numFmt w:val="bullet"/>
+      <w:lvlText w:val="o"/>
+      <w:lvlJc w:val="left"/>
+      <w:pPr>
+        <w:tabs>
+          <w:tab w:val="num" w:pos="1440"/>
+        </w:tabs>
+        <w:ind w:left="1440" w:hanging="360"/>
+      </w:pPr>
+      <w:rPr>
+        <w:rFonts w:ascii="Courier New" w:hAnsi="Courier New" w:hint="default"/>
+        <w:sz w:val="20"/>
+      </w:rPr>
+    </w:lvl>
+    <w:lvl w:ilvl="2" w:tentative="1">
+      <w:start w:val="1"/>
+      <w:numFmt w:val="bullet"/>
+      <w:lvlText w:val=""/>
+      <w:lvlJc w:val="left"/>
+      <w:pPr>
+        <w:tabs>
+          <w:tab w:val="num" w:pos="2160"/>
+        </w:tabs>
+        <w:ind w:left="2160" w:hanging="360"/>
+      </w:pPr>
+      <w:rPr>
+        <w:rFonts w:ascii="Wingdings" w:hAnsi="Wingdings" w:hint="default"/>
+        <w:sz w:val="20"/>
+      </w:rPr>
+    </w:lvl>
+    <w:lvl w:ilvl="3" w:tentative="1">
+      <w:start w:val="1"/>
+      <w:numFmt w:val="bullet"/>
+      <w:lvlText w:val=""/>
+      <w:lvlJc w:val="left"/>
+      <w:pPr>
+        <w:tabs>
+          <w:tab w:val="num" w:pos="2880"/>
+        </w:tabs>
+        <w:ind w:left="2880" w:hanging="360"/>
+      </w:pPr>
+      <w:rPr>
+        <w:rFonts w:ascii="Wingdings" w:hAnsi="Wingdings" w:hint="default"/>
+        <w:sz w:val="20"/>
+      </w:rPr>
+    </w:lvl>
+    <w:lvl w:ilvl="4" w:tentative="1">
+      <w:start w:val="1"/>
+      <w:numFmt w:val="bullet"/>
+      <w:lvlText w:val=""/>
+      <w:lvlJc w:val="left"/>
+      <w:pPr>
+        <w:tabs>
+          <w:tab w:val="num" w:pos="3600"/>
+        </w:tabs>
+        <w:ind w:left="3600" w:hanging="360"/>
+      </w:pPr>
+      <w:rPr>
+        <w:rFonts w:ascii="Wingdings" w:hAnsi="Wingdings" w:hint="default"/>
+        <w:sz w:val="20"/>
+      </w:rPr>
+    </w:lvl>
+    <w:lvl w:ilvl="5" w:tentative="1">
+      <w:start w:val="1"/>
+      <w:numFmt w:val="bullet"/>
+      <w:lvlText w:val=""/>
+      <w:lvlJc w:val="left"/>
+      <w:pPr>
+        <w:tabs>
+          <w:tab w:val="num" w:pos="4320"/>
+        </w:tabs>
+        <w:ind w:left="4320" w:hanging="360"/>
+      </w:pPr>
+      <w:rPr>
+        <w:rFonts w:ascii="Wingdings" w:hAnsi="Wingdings" w:hint="default"/>
+        <w:sz w:val="20"/>
+      </w:rPr>
+    </w:lvl>
+    <w:lvl w:ilvl="6" w:tentative="1">
+      <w:start w:val="1"/>
+      <w:numFmt w:val="bullet"/>
+      <w:lvlText w:val=""/>
+      <w:lvlJc w:val="left"/>
+      <w:pPr>
+        <w:tabs>
+          <w:tab w:val="num" w:pos="5040"/>
+        </w:tabs>
+        <w:ind w:left="5040" w:hanging="360"/>
+      </w:pPr>
+      <w:rPr>
+        <w:rFonts w:ascii="Wingdings" w:hAnsi="Wingdings" w:hint="default"/>
+        <w:sz w:val="20"/>
+      </w:rPr>
+    </w:lvl>
+    <w:lvl w:ilvl="7" w:tentative="1">
+      <w:start w:val="1"/>
+      <w:numFmt w:val="bullet"/>
+      <w:lvlText w:val=""/>
+      <w:lvlJc w:val="left"/>
+      <w:pPr>
+        <w:tabs>
+          <w:tab w:val="num" w:pos="5760"/>
+        </w:tabs>
+        <w:ind w:left="5760" w:hanging="360"/>
+      </w:pPr>
+      <w:rPr>
+        <w:rFonts w:ascii="Wingdings" w:hAnsi="Wingdings" w:hint="default"/>
+        <w:sz w:val="20"/>
+      </w:rPr>
+    </w:lvl>
+    <w:lvl w:ilvl="8" w:tentative="1">
+      <w:start w:val="1"/>
+      <w:numFmt w:val="bullet"/>
+      <w:lvlText w:val=""/>
+      <w:lvlJc w:val="left"/>
+      <w:pPr>
+        <w:tabs>
+          <w:tab w:val="num" w:pos="6480"/>
+        </w:tabs>
+        <w:ind w:left="6480" w:hanging="360"/>
+      </w:pPr>
+      <w:rPr>
+        <w:rFonts w:ascii="Wingdings" w:hAnsi="Wingdings" w:hint="default"/>
+        <w:sz w:val="20"/>
+      </w:rPr>
+    </w:lvl>
+  </w:abstractNum>
+  <w:abstractNum w:abstractNumId="54" w15:restartNumberingAfterBreak="0">
     <w:nsid w:val="57812CA7"/>
     <w:multiLevelType w:val="multilevel"/>
     <w:tmpl w:val="5FEC45F2"/>
@@ -14106,7 +15040,7 @@
       </w:rPr>
     </w:lvl>
   </w:abstractNum>
-  <w:abstractNum w:abstractNumId="54" w15:restartNumberingAfterBreak="0">
+  <w:abstractNum w:abstractNumId="55" w15:restartNumberingAfterBreak="0">
     <w:nsid w:val="5BC2744C"/>
     <w:multiLevelType w:val="multilevel"/>
     <w:tmpl w:val="5FEC45F2"/>
@@ -14255,7 +15189,7 @@
       </w:rPr>
     </w:lvl>
   </w:abstractNum>
-  <w:abstractNum w:abstractNumId="55" w15:restartNumberingAfterBreak="0">
+  <w:abstractNum w:abstractNumId="56" w15:restartNumberingAfterBreak="0">
     <w:nsid w:val="5BDC5310"/>
     <w:multiLevelType w:val="multilevel"/>
     <w:tmpl w:val="5FEC45F2"/>
@@ -14404,7 +15338,7 @@
       </w:rPr>
     </w:lvl>
   </w:abstractNum>
-  <w:abstractNum w:abstractNumId="56" w15:restartNumberingAfterBreak="0">
+  <w:abstractNum w:abstractNumId="57" w15:restartNumberingAfterBreak="0">
     <w:nsid w:val="5E286B9F"/>
     <w:multiLevelType w:val="multilevel"/>
     <w:tmpl w:val="FE3005B8"/>
@@ -14553,7 +15487,7 @@
       </w:rPr>
     </w:lvl>
   </w:abstractNum>
-  <w:abstractNum w:abstractNumId="57" w15:restartNumberingAfterBreak="0">
+  <w:abstractNum w:abstractNumId="58" w15:restartNumberingAfterBreak="0">
     <w:nsid w:val="5FB02B9C"/>
     <w:multiLevelType w:val="multilevel"/>
     <w:tmpl w:val="5FEC45F2"/>
@@ -14702,7 +15636,7 @@
       </w:rPr>
     </w:lvl>
   </w:abstractNum>
-  <w:abstractNum w:abstractNumId="58" w15:restartNumberingAfterBreak="0">
+  <w:abstractNum w:abstractNumId="59" w15:restartNumberingAfterBreak="0">
     <w:nsid w:val="603472E7"/>
     <w:multiLevelType w:val="hybridMultilevel"/>
     <w:tmpl w:val="D5CEBC8A"/>
@@ -14815,7 +15749,7 @@
       </w:rPr>
     </w:lvl>
   </w:abstractNum>
-  <w:abstractNum w:abstractNumId="59" w15:restartNumberingAfterBreak="0">
+  <w:abstractNum w:abstractNumId="60" w15:restartNumberingAfterBreak="0">
     <w:nsid w:val="63D06F9F"/>
     <w:multiLevelType w:val="multilevel"/>
     <w:tmpl w:val="EBF84B16"/>
@@ -14964,7 +15898,7 @@
       </w:rPr>
     </w:lvl>
   </w:abstractNum>
-  <w:abstractNum w:abstractNumId="60" w15:restartNumberingAfterBreak="0">
+  <w:abstractNum w:abstractNumId="61" w15:restartNumberingAfterBreak="0">
     <w:nsid w:val="641F5430"/>
     <w:multiLevelType w:val="multilevel"/>
     <w:tmpl w:val="19CA9D80"/>
@@ -15113,7 +16047,7 @@
       </w:rPr>
     </w:lvl>
   </w:abstractNum>
-  <w:abstractNum w:abstractNumId="61" w15:restartNumberingAfterBreak="0">
+  <w:abstractNum w:abstractNumId="62" w15:restartNumberingAfterBreak="0">
     <w:nsid w:val="64414B62"/>
     <w:multiLevelType w:val="multilevel"/>
     <w:tmpl w:val="5FEC45F2"/>
@@ -15262,7 +16196,7 @@
       </w:rPr>
     </w:lvl>
   </w:abstractNum>
-  <w:abstractNum w:abstractNumId="62" w15:restartNumberingAfterBreak="0">
+  <w:abstractNum w:abstractNumId="63" w15:restartNumberingAfterBreak="0">
     <w:nsid w:val="647A6619"/>
     <w:multiLevelType w:val="multilevel"/>
     <w:tmpl w:val="E4AC371E"/>
@@ -15411,7 +16345,7 @@
       </w:rPr>
     </w:lvl>
   </w:abstractNum>
-  <w:abstractNum w:abstractNumId="63" w15:restartNumberingAfterBreak="0">
+  <w:abstractNum w:abstractNumId="64" w15:restartNumberingAfterBreak="0">
     <w:nsid w:val="65292A0B"/>
     <w:multiLevelType w:val="hybridMultilevel"/>
     <w:tmpl w:val="447CA27E"/>
@@ -15524,7 +16458,7 @@
       </w:rPr>
     </w:lvl>
   </w:abstractNum>
-  <w:abstractNum w:abstractNumId="64" w15:restartNumberingAfterBreak="0">
+  <w:abstractNum w:abstractNumId="65" w15:restartNumberingAfterBreak="0">
     <w:nsid w:val="664D5A29"/>
     <w:multiLevelType w:val="multilevel"/>
     <w:tmpl w:val="3D7645A6"/>
@@ -15673,7 +16607,7 @@
       </w:rPr>
     </w:lvl>
   </w:abstractNum>
-  <w:abstractNum w:abstractNumId="65" w15:restartNumberingAfterBreak="0">
+  <w:abstractNum w:abstractNumId="66" w15:restartNumberingAfterBreak="0">
     <w:nsid w:val="66685E7D"/>
     <w:multiLevelType w:val="hybridMultilevel"/>
     <w:tmpl w:val="777E99CC"/>
@@ -15786,7 +16720,7 @@
       </w:rPr>
     </w:lvl>
   </w:abstractNum>
-  <w:abstractNum w:abstractNumId="66" w15:restartNumberingAfterBreak="0">
+  <w:abstractNum w:abstractNumId="67" w15:restartNumberingAfterBreak="0">
     <w:nsid w:val="66CB4C43"/>
     <w:multiLevelType w:val="multilevel"/>
     <w:tmpl w:val="B412BD86"/>
@@ -15935,7 +16869,7 @@
       </w:rPr>
     </w:lvl>
   </w:abstractNum>
-  <w:abstractNum w:abstractNumId="67" w15:restartNumberingAfterBreak="0">
+  <w:abstractNum w:abstractNumId="68" w15:restartNumberingAfterBreak="0">
     <w:nsid w:val="67336428"/>
     <w:multiLevelType w:val="multilevel"/>
     <w:tmpl w:val="18C0D4F2"/>
@@ -16084,7 +17018,7 @@
       </w:rPr>
     </w:lvl>
   </w:abstractNum>
-  <w:abstractNum w:abstractNumId="68" w15:restartNumberingAfterBreak="0">
+  <w:abstractNum w:abstractNumId="69" w15:restartNumberingAfterBreak="0">
     <w:nsid w:val="68C927CB"/>
     <w:multiLevelType w:val="multilevel"/>
     <w:tmpl w:val="B3A6608C"/>
@@ -16197,7 +17131,7 @@
       </w:pPr>
     </w:lvl>
   </w:abstractNum>
-  <w:abstractNum w:abstractNumId="69" w15:restartNumberingAfterBreak="0">
+  <w:abstractNum w:abstractNumId="70" w15:restartNumberingAfterBreak="0">
     <w:nsid w:val="69290EA0"/>
     <w:multiLevelType w:val="multilevel"/>
     <w:tmpl w:val="6EA411E0"/>
@@ -16346,7 +17280,7 @@
       </w:rPr>
     </w:lvl>
   </w:abstractNum>
-  <w:abstractNum w:abstractNumId="70" w15:restartNumberingAfterBreak="0">
+  <w:abstractNum w:abstractNumId="71" w15:restartNumberingAfterBreak="0">
     <w:nsid w:val="69942E15"/>
     <w:multiLevelType w:val="multilevel"/>
     <w:tmpl w:val="31DE6444"/>
@@ -16495,7 +17429,7 @@
       </w:rPr>
     </w:lvl>
   </w:abstractNum>
-  <w:abstractNum w:abstractNumId="71" w15:restartNumberingAfterBreak="0">
+  <w:abstractNum w:abstractNumId="72" w15:restartNumberingAfterBreak="0">
     <w:nsid w:val="69C86653"/>
     <w:multiLevelType w:val="multilevel"/>
     <w:tmpl w:val="5FEC45F2"/>
@@ -16644,7 +17578,7 @@
       </w:rPr>
     </w:lvl>
   </w:abstractNum>
-  <w:abstractNum w:abstractNumId="72" w15:restartNumberingAfterBreak="0">
+  <w:abstractNum w:abstractNumId="73" w15:restartNumberingAfterBreak="0">
     <w:nsid w:val="69CC0B0C"/>
     <w:multiLevelType w:val="multilevel"/>
     <w:tmpl w:val="1E445EE6"/>
@@ -16793,7 +17727,7 @@
       </w:rPr>
     </w:lvl>
   </w:abstractNum>
-  <w:abstractNum w:abstractNumId="73" w15:restartNumberingAfterBreak="0">
+  <w:abstractNum w:abstractNumId="74" w15:restartNumberingAfterBreak="0">
     <w:nsid w:val="69EC610F"/>
     <w:multiLevelType w:val="multilevel"/>
     <w:tmpl w:val="5FEC45F2"/>
@@ -16942,7 +17876,7 @@
       </w:rPr>
     </w:lvl>
   </w:abstractNum>
-  <w:abstractNum w:abstractNumId="74" w15:restartNumberingAfterBreak="0">
+  <w:abstractNum w:abstractNumId="75" w15:restartNumberingAfterBreak="0">
     <w:nsid w:val="6A7B309C"/>
     <w:multiLevelType w:val="hybridMultilevel"/>
     <w:tmpl w:val="12663A52"/>
@@ -17055,7 +17989,7 @@
       </w:rPr>
     </w:lvl>
   </w:abstractNum>
-  <w:abstractNum w:abstractNumId="75" w15:restartNumberingAfterBreak="0">
+  <w:abstractNum w:abstractNumId="76" w15:restartNumberingAfterBreak="0">
     <w:nsid w:val="6F514995"/>
     <w:multiLevelType w:val="multilevel"/>
     <w:tmpl w:val="5C2EE988"/>
@@ -17204,7 +18138,7 @@
       </w:rPr>
     </w:lvl>
   </w:abstractNum>
-  <w:abstractNum w:abstractNumId="76" w15:restartNumberingAfterBreak="0">
+  <w:abstractNum w:abstractNumId="77" w15:restartNumberingAfterBreak="0">
     <w:nsid w:val="714E0259"/>
     <w:multiLevelType w:val="hybridMultilevel"/>
     <w:tmpl w:val="7870E0BC"/>
@@ -17317,7 +18251,7 @@
       </w:rPr>
     </w:lvl>
   </w:abstractNum>
-  <w:abstractNum w:abstractNumId="77" w15:restartNumberingAfterBreak="0">
+  <w:abstractNum w:abstractNumId="78" w15:restartNumberingAfterBreak="0">
     <w:nsid w:val="727255E4"/>
     <w:multiLevelType w:val="multilevel"/>
     <w:tmpl w:val="5FEC45F2"/>
@@ -17466,7 +18400,7 @@
       </w:rPr>
     </w:lvl>
   </w:abstractNum>
-  <w:abstractNum w:abstractNumId="78" w15:restartNumberingAfterBreak="0">
+  <w:abstractNum w:abstractNumId="79" w15:restartNumberingAfterBreak="0">
     <w:nsid w:val="73333FFB"/>
     <w:multiLevelType w:val="multilevel"/>
     <w:tmpl w:val="910018DA"/>
@@ -17615,7 +18549,7 @@
       </w:rPr>
     </w:lvl>
   </w:abstractNum>
-  <w:abstractNum w:abstractNumId="79" w15:restartNumberingAfterBreak="0">
+  <w:abstractNum w:abstractNumId="80" w15:restartNumberingAfterBreak="0">
     <w:nsid w:val="736665A1"/>
     <w:multiLevelType w:val="multilevel"/>
     <w:tmpl w:val="30AE11F2"/>
@@ -17764,7 +18698,7 @@
       </w:rPr>
     </w:lvl>
   </w:abstractNum>
-  <w:abstractNum w:abstractNumId="80" w15:restartNumberingAfterBreak="0">
+  <w:abstractNum w:abstractNumId="81" w15:restartNumberingAfterBreak="0">
     <w:nsid w:val="74651FF5"/>
     <w:multiLevelType w:val="multilevel"/>
     <w:tmpl w:val="43AEE252"/>
@@ -17913,7 +18847,7 @@
       </w:rPr>
     </w:lvl>
   </w:abstractNum>
-  <w:abstractNum w:abstractNumId="81" w15:restartNumberingAfterBreak="0">
+  <w:abstractNum w:abstractNumId="82" w15:restartNumberingAfterBreak="0">
     <w:nsid w:val="74C6148D"/>
     <w:multiLevelType w:val="multilevel"/>
     <w:tmpl w:val="4D9003BC"/>
@@ -18062,7 +18996,7 @@
       </w:rPr>
     </w:lvl>
   </w:abstractNum>
-  <w:abstractNum w:abstractNumId="82" w15:restartNumberingAfterBreak="0">
+  <w:abstractNum w:abstractNumId="83" w15:restartNumberingAfterBreak="0">
     <w:nsid w:val="75187932"/>
     <w:multiLevelType w:val="multilevel"/>
     <w:tmpl w:val="942CD7DA"/>
@@ -18211,7 +19145,7 @@
       </w:rPr>
     </w:lvl>
   </w:abstractNum>
-  <w:abstractNum w:abstractNumId="83" w15:restartNumberingAfterBreak="0">
+  <w:abstractNum w:abstractNumId="84" w15:restartNumberingAfterBreak="0">
     <w:nsid w:val="7636353B"/>
     <w:multiLevelType w:val="multilevel"/>
     <w:tmpl w:val="AF8C3A06"/>
@@ -18360,7 +19294,7 @@
       </w:rPr>
     </w:lvl>
   </w:abstractNum>
-  <w:abstractNum w:abstractNumId="84" w15:restartNumberingAfterBreak="0">
+  <w:abstractNum w:abstractNumId="85" w15:restartNumberingAfterBreak="0">
     <w:nsid w:val="77D32FDA"/>
     <w:multiLevelType w:val="multilevel"/>
     <w:tmpl w:val="5FEC45F2"/>
@@ -18509,7 +19443,7 @@
       </w:rPr>
     </w:lvl>
   </w:abstractNum>
-  <w:abstractNum w:abstractNumId="85" w15:restartNumberingAfterBreak="0">
+  <w:abstractNum w:abstractNumId="86" w15:restartNumberingAfterBreak="0">
     <w:nsid w:val="7809375A"/>
     <w:multiLevelType w:val="hybridMultilevel"/>
     <w:tmpl w:val="5148BC28"/>
@@ -18519,7 +19453,7 @@
       <w:lvlText w:val="%1."/>
       <w:lvlJc w:val="left"/>
       <w:pPr>
-        <w:ind w:left="1080" w:hanging="360"/>
+        <w:ind w:left="630" w:hanging="360"/>
       </w:pPr>
     </w:lvl>
     <w:lvl w:ilvl="1" w:tplc="04090019" w:tentative="1">
@@ -18528,7 +19462,7 @@
       <w:lvlText w:val="%2."/>
       <w:lvlJc w:val="left"/>
       <w:pPr>
-        <w:ind w:left="1800" w:hanging="360"/>
+        <w:ind w:left="1350" w:hanging="360"/>
       </w:pPr>
     </w:lvl>
     <w:lvl w:ilvl="2" w:tplc="0409001B" w:tentative="1">
@@ -18537,7 +19471,7 @@
       <w:lvlText w:val="%3."/>
       <w:lvlJc w:val="right"/>
       <w:pPr>
-        <w:ind w:left="2520" w:hanging="180"/>
+        <w:ind w:left="2070" w:hanging="180"/>
       </w:pPr>
     </w:lvl>
     <w:lvl w:ilvl="3" w:tplc="0409000F" w:tentative="1">
@@ -18546,7 +19480,7 @@
       <w:lvlText w:val="%4."/>
       <w:lvlJc w:val="left"/>
       <w:pPr>
-        <w:ind w:left="3240" w:hanging="360"/>
+        <w:ind w:left="2790" w:hanging="360"/>
       </w:pPr>
     </w:lvl>
     <w:lvl w:ilvl="4" w:tplc="04090019" w:tentative="1">
@@ -18555,7 +19489,7 @@
       <w:lvlText w:val="%5."/>
       <w:lvlJc w:val="left"/>
       <w:pPr>
-        <w:ind w:left="3960" w:hanging="360"/>
+        <w:ind w:left="3510" w:hanging="360"/>
       </w:pPr>
     </w:lvl>
     <w:lvl w:ilvl="5" w:tplc="0409001B" w:tentative="1">
@@ -18564,7 +19498,7 @@
       <w:lvlText w:val="%6."/>
       <w:lvlJc w:val="right"/>
       <w:pPr>
-        <w:ind w:left="4680" w:hanging="180"/>
+        <w:ind w:left="4230" w:hanging="180"/>
       </w:pPr>
     </w:lvl>
     <w:lvl w:ilvl="6" w:tplc="0409000F" w:tentative="1">
@@ -18573,7 +19507,7 @@
       <w:lvlText w:val="%7."/>
       <w:lvlJc w:val="left"/>
       <w:pPr>
-        <w:ind w:left="5400" w:hanging="360"/>
+        <w:ind w:left="4950" w:hanging="360"/>
       </w:pPr>
     </w:lvl>
     <w:lvl w:ilvl="7" w:tplc="04090019" w:tentative="1">
@@ -18582,7 +19516,7 @@
       <w:lvlText w:val="%8."/>
       <w:lvlJc w:val="left"/>
       <w:pPr>
-        <w:ind w:left="6120" w:hanging="360"/>
+        <w:ind w:left="5670" w:hanging="360"/>
       </w:pPr>
     </w:lvl>
     <w:lvl w:ilvl="8" w:tplc="0409001B" w:tentative="1">
@@ -18591,11 +19525,11 @@
       <w:lvlText w:val="%9."/>
       <w:lvlJc w:val="right"/>
       <w:pPr>
-        <w:ind w:left="6840" w:hanging="180"/>
+        <w:ind w:left="6390" w:hanging="180"/>
       </w:pPr>
     </w:lvl>
   </w:abstractNum>
-  <w:abstractNum w:abstractNumId="86" w15:restartNumberingAfterBreak="0">
+  <w:abstractNum w:abstractNumId="87" w15:restartNumberingAfterBreak="0">
     <w:nsid w:val="794A67E2"/>
     <w:multiLevelType w:val="multilevel"/>
     <w:tmpl w:val="F126E1BA"/>
@@ -18744,7 +19678,7 @@
       </w:rPr>
     </w:lvl>
   </w:abstractNum>
-  <w:abstractNum w:abstractNumId="87" w15:restartNumberingAfterBreak="0">
+  <w:abstractNum w:abstractNumId="88" w15:restartNumberingAfterBreak="0">
     <w:nsid w:val="7E2A59CC"/>
     <w:multiLevelType w:val="multilevel"/>
     <w:tmpl w:val="8028ED2E"/>
@@ -18893,7 +19827,7 @@
       </w:rPr>
     </w:lvl>
   </w:abstractNum>
-  <w:abstractNum w:abstractNumId="88" w15:restartNumberingAfterBreak="0">
+  <w:abstractNum w:abstractNumId="89" w15:restartNumberingAfterBreak="0">
     <w:nsid w:val="7F2A3ABF"/>
     <w:multiLevelType w:val="multilevel"/>
     <w:tmpl w:val="E4AC371E"/>
@@ -19043,10 +19977,10 @@
     </w:lvl>
   </w:abstractNum>
   <w:num w:numId="1" w16cid:durableId="714158165">
-    <w:abstractNumId w:val="66"/>
+    <w:abstractNumId w:val="67"/>
   </w:num>
   <w:num w:numId="2" w16cid:durableId="1974477829">
-    <w:abstractNumId w:val="78"/>
+    <w:abstractNumId w:val="79"/>
   </w:num>
   <w:num w:numId="3" w16cid:durableId="346567379">
     <w:abstractNumId w:val="7"/>
@@ -19055,10 +19989,10 @@
     <w:abstractNumId w:val="1"/>
   </w:num>
   <w:num w:numId="5" w16cid:durableId="1500805707">
-    <w:abstractNumId w:val="60"/>
+    <w:abstractNumId w:val="61"/>
   </w:num>
   <w:num w:numId="6" w16cid:durableId="434130909">
-    <w:abstractNumId w:val="68"/>
+    <w:abstractNumId w:val="69"/>
   </w:num>
   <w:num w:numId="7" w16cid:durableId="1036351756">
     <w:abstractNumId w:val="24"/>
@@ -19067,37 +20001,37 @@
     <w:abstractNumId w:val="12"/>
   </w:num>
   <w:num w:numId="9" w16cid:durableId="1535772517">
-    <w:abstractNumId w:val="81"/>
+    <w:abstractNumId w:val="82"/>
   </w:num>
   <w:num w:numId="10" w16cid:durableId="1641180650">
-    <w:abstractNumId w:val="75"/>
+    <w:abstractNumId w:val="76"/>
   </w:num>
   <w:num w:numId="11" w16cid:durableId="2124767214">
     <w:abstractNumId w:val="4"/>
   </w:num>
   <w:num w:numId="12" w16cid:durableId="101000173">
-    <w:abstractNumId w:val="88"/>
+    <w:abstractNumId w:val="89"/>
   </w:num>
   <w:num w:numId="13" w16cid:durableId="1924098224">
-    <w:abstractNumId w:val="67"/>
+    <w:abstractNumId w:val="68"/>
   </w:num>
   <w:num w:numId="14" w16cid:durableId="682366703">
     <w:abstractNumId w:val="3"/>
   </w:num>
   <w:num w:numId="15" w16cid:durableId="2060086173">
-    <w:abstractNumId w:val="80"/>
+    <w:abstractNumId w:val="81"/>
   </w:num>
   <w:num w:numId="16" w16cid:durableId="1943874355">
     <w:abstractNumId w:val="41"/>
   </w:num>
   <w:num w:numId="17" w16cid:durableId="684525985">
-    <w:abstractNumId w:val="83"/>
+    <w:abstractNumId w:val="84"/>
   </w:num>
   <w:num w:numId="18" w16cid:durableId="801268131">
     <w:abstractNumId w:val="28"/>
   </w:num>
   <w:num w:numId="19" w16cid:durableId="2143689610">
-    <w:abstractNumId w:val="69"/>
+    <w:abstractNumId w:val="70"/>
   </w:num>
   <w:num w:numId="20" w16cid:durableId="1171607467">
     <w:abstractNumId w:val="37"/>
@@ -19115,19 +20049,19 @@
     <w:abstractNumId w:val="18"/>
   </w:num>
   <w:num w:numId="25" w16cid:durableId="242374440">
-    <w:abstractNumId w:val="72"/>
+    <w:abstractNumId w:val="73"/>
   </w:num>
   <w:num w:numId="26" w16cid:durableId="203641503">
-    <w:abstractNumId w:val="70"/>
+    <w:abstractNumId w:val="71"/>
   </w:num>
   <w:num w:numId="27" w16cid:durableId="1621642170">
     <w:abstractNumId w:val="52"/>
   </w:num>
   <w:num w:numId="28" w16cid:durableId="860819860">
-    <w:abstractNumId w:val="64"/>
+    <w:abstractNumId w:val="65"/>
   </w:num>
   <w:num w:numId="29" w16cid:durableId="1457211149">
-    <w:abstractNumId w:val="87"/>
+    <w:abstractNumId w:val="88"/>
   </w:num>
   <w:num w:numId="30" w16cid:durableId="161743104">
     <w:abstractNumId w:val="11"/>
@@ -19136,7 +20070,7 @@
     <w:abstractNumId w:val="8"/>
   </w:num>
   <w:num w:numId="32" w16cid:durableId="910700852">
-    <w:abstractNumId w:val="82"/>
+    <w:abstractNumId w:val="83"/>
   </w:num>
   <w:num w:numId="33" w16cid:durableId="881596828">
     <w:abstractNumId w:val="50"/>
@@ -19151,16 +20085,16 @@
     <w:abstractNumId w:val="9"/>
   </w:num>
   <w:num w:numId="37" w16cid:durableId="1907689426">
-    <w:abstractNumId w:val="59"/>
+    <w:abstractNumId w:val="60"/>
   </w:num>
   <w:num w:numId="38" w16cid:durableId="1261375795">
     <w:abstractNumId w:val="29"/>
   </w:num>
   <w:num w:numId="39" w16cid:durableId="1744332251">
-    <w:abstractNumId w:val="79"/>
+    <w:abstractNumId w:val="80"/>
   </w:num>
   <w:num w:numId="40" w16cid:durableId="1434592295">
-    <w:abstractNumId w:val="56"/>
+    <w:abstractNumId w:val="57"/>
   </w:num>
   <w:num w:numId="41" w16cid:durableId="1624463551">
     <w:abstractNumId w:val="30"/>
@@ -19175,19 +20109,19 @@
     <w:abstractNumId w:val="17"/>
   </w:num>
   <w:num w:numId="45" w16cid:durableId="918100201">
-    <w:abstractNumId w:val="63"/>
+    <w:abstractNumId w:val="64"/>
   </w:num>
   <w:num w:numId="46" w16cid:durableId="181670928">
     <w:abstractNumId w:val="45"/>
   </w:num>
   <w:num w:numId="47" w16cid:durableId="766121864">
-    <w:abstractNumId w:val="76"/>
+    <w:abstractNumId w:val="77"/>
   </w:num>
   <w:num w:numId="48" w16cid:durableId="995110128">
     <w:abstractNumId w:val="23"/>
   </w:num>
   <w:num w:numId="49" w16cid:durableId="639697395">
-    <w:abstractNumId w:val="85"/>
+    <w:abstractNumId w:val="86"/>
   </w:num>
   <w:num w:numId="50" w16cid:durableId="292752339">
     <w:abstractNumId w:val="40"/>
@@ -19196,16 +20130,16 @@
     <w:abstractNumId w:val="27"/>
   </w:num>
   <w:num w:numId="52" w16cid:durableId="111484371">
-    <w:abstractNumId w:val="74"/>
+    <w:abstractNumId w:val="75"/>
   </w:num>
   <w:num w:numId="53" w16cid:durableId="643854542">
-    <w:abstractNumId w:val="58"/>
+    <w:abstractNumId w:val="59"/>
   </w:num>
   <w:num w:numId="54" w16cid:durableId="1533608927">
     <w:abstractNumId w:val="26"/>
   </w:num>
   <w:num w:numId="55" w16cid:durableId="1705592542">
-    <w:abstractNumId w:val="62"/>
+    <w:abstractNumId w:val="63"/>
   </w:num>
   <w:num w:numId="56" w16cid:durableId="626158428">
     <w:abstractNumId w:val="39"/>
@@ -19220,22 +20154,22 @@
     <w:abstractNumId w:val="25"/>
   </w:num>
   <w:num w:numId="60" w16cid:durableId="1852721515">
-    <w:abstractNumId w:val="55"/>
+    <w:abstractNumId w:val="56"/>
   </w:num>
   <w:num w:numId="61" w16cid:durableId="113211031">
     <w:abstractNumId w:val="43"/>
   </w:num>
   <w:num w:numId="62" w16cid:durableId="996883682">
-    <w:abstractNumId w:val="54"/>
+    <w:abstractNumId w:val="55"/>
   </w:num>
   <w:num w:numId="63" w16cid:durableId="1789660647">
     <w:abstractNumId w:val="2"/>
   </w:num>
   <w:num w:numId="64" w16cid:durableId="267664803">
-    <w:abstractNumId w:val="57"/>
+    <w:abstractNumId w:val="58"/>
   </w:num>
   <w:num w:numId="65" w16cid:durableId="667945105">
-    <w:abstractNumId w:val="53"/>
+    <w:abstractNumId w:val="54"/>
   </w:num>
   <w:num w:numId="66" w16cid:durableId="2083212657">
     <w:abstractNumId w:val="33"/>
@@ -19250,10 +20184,10 @@
     <w:abstractNumId w:val="44"/>
   </w:num>
   <w:num w:numId="70" w16cid:durableId="190801315">
-    <w:abstractNumId w:val="77"/>
+    <w:abstractNumId w:val="78"/>
   </w:num>
   <w:num w:numId="71" w16cid:durableId="803546810">
-    <w:abstractNumId w:val="73"/>
+    <w:abstractNumId w:val="74"/>
   </w:num>
   <w:num w:numId="72" w16cid:durableId="663512649">
     <w:abstractNumId w:val="34"/>
@@ -19262,10 +20196,10 @@
     <w:abstractNumId w:val="13"/>
   </w:num>
   <w:num w:numId="74" w16cid:durableId="1868449969">
-    <w:abstractNumId w:val="61"/>
+    <w:abstractNumId w:val="62"/>
   </w:num>
   <w:num w:numId="75" w16cid:durableId="1131093893">
-    <w:abstractNumId w:val="71"/>
+    <w:abstractNumId w:val="72"/>
   </w:num>
   <w:num w:numId="76" w16cid:durableId="1915623830">
     <w:abstractNumId w:val="51"/>
@@ -19274,7 +20208,7 @@
     <w:abstractNumId w:val="31"/>
   </w:num>
   <w:num w:numId="78" w16cid:durableId="2075544940">
-    <w:abstractNumId w:val="84"/>
+    <w:abstractNumId w:val="85"/>
   </w:num>
   <w:num w:numId="79" w16cid:durableId="1656445342">
     <w:abstractNumId w:val="36"/>
@@ -19298,16 +20232,19 @@
     <w:abstractNumId w:val="14"/>
   </w:num>
   <w:num w:numId="86" w16cid:durableId="135076371">
-    <w:abstractNumId w:val="86"/>
+    <w:abstractNumId w:val="87"/>
   </w:num>
   <w:num w:numId="87" w16cid:durableId="114295084">
     <w:abstractNumId w:val="19"/>
   </w:num>
   <w:num w:numId="88" w16cid:durableId="1809665598">
-    <w:abstractNumId w:val="65"/>
+    <w:abstractNumId w:val="66"/>
   </w:num>
   <w:num w:numId="89" w16cid:durableId="1911960195">
     <w:abstractNumId w:val="0"/>
+  </w:num>
+  <w:num w:numId="90" w16cid:durableId="1322387011">
+    <w:abstractNumId w:val="53"/>
   </w:num>
 </w:numbering>
 </file>
@@ -19712,15 +20649,20 @@
   <w:style w:type="paragraph" w:default="1" w:styleId="Normal">
     <w:name w:val="Normal"/>
     <w:qFormat/>
+    <w:rsid w:val="00B866F5"/>
+    <w:rPr>
+      <w:rFonts w:asciiTheme="majorBidi" w:hAnsiTheme="majorBidi"/>
+    </w:rPr>
   </w:style>
   <w:style w:type="paragraph" w:styleId="Heading1">
     <w:name w:val="heading 1"/>
     <w:basedOn w:val="Normal"/>
     <w:next w:val="Normal"/>
     <w:link w:val="Heading1Char"/>
+    <w:autoRedefine/>
     <w:uiPriority w:val="9"/>
     <w:qFormat/>
-    <w:rsid w:val="00E70F56"/>
+    <w:rsid w:val="00B866F5"/>
     <w:pPr>
       <w:keepNext/>
       <w:keepLines/>
@@ -19728,10 +20670,10 @@
       <w:outlineLvl w:val="0"/>
     </w:pPr>
     <w:rPr>
-      <w:rFonts w:eastAsiaTheme="majorEastAsia" w:cstheme="majorBidi"/>
+      <w:rFonts w:eastAsiaTheme="majorEastAsia" w:cstheme="minorHAnsi"/>
       <w:b/>
       <w:color w:val="000000" w:themeColor="text1"/>
-      <w:sz w:val="32"/>
+      <w:sz w:val="28"/>
       <w:szCs w:val="40"/>
     </w:rPr>
   </w:style>
@@ -19743,7 +20685,7 @@
     <w:uiPriority w:val="9"/>
     <w:unhideWhenUsed/>
     <w:qFormat/>
-    <w:rsid w:val="00E70F56"/>
+    <w:rsid w:val="00927991"/>
     <w:pPr>
       <w:keepNext/>
       <w:keepLines/>
@@ -19753,7 +20695,7 @@
     <w:rPr>
       <w:rFonts w:eastAsiaTheme="majorEastAsia" w:cstheme="majorBidi"/>
       <w:b/>
-      <w:color w:val="3B3838" w:themeColor="background2" w:themeShade="40"/>
+      <w:color w:val="000000" w:themeColor="text1"/>
       <w:sz w:val="28"/>
       <w:szCs w:val="32"/>
     </w:rPr>
@@ -19766,17 +20708,17 @@
     <w:uiPriority w:val="9"/>
     <w:unhideWhenUsed/>
     <w:qFormat/>
-    <w:rsid w:val="00EE5E0F"/>
+    <w:rsid w:val="00445E5B"/>
     <w:pPr>
       <w:keepNext/>
       <w:keepLines/>
-      <w:spacing w:before="160" w:after="80"/>
+      <w:spacing w:before="160" w:after="80" w:line="360" w:lineRule="auto"/>
       <w:outlineLvl w:val="2"/>
     </w:pPr>
     <w:rPr>
       <w:rFonts w:eastAsiaTheme="majorEastAsia" w:cstheme="majorBidi"/>
-      <w:color w:val="2F5496" w:themeColor="accent1" w:themeShade="BF"/>
-      <w:sz w:val="28"/>
+      <w:b/>
+      <w:color w:val="000000" w:themeColor="text1"/>
       <w:szCs w:val="28"/>
     </w:rPr>
   </w:style>
@@ -19944,12 +20886,12 @@
     <w:basedOn w:val="DefaultParagraphFont"/>
     <w:link w:val="Heading1"/>
     <w:uiPriority w:val="9"/>
-    <w:rsid w:val="00E70F56"/>
+    <w:rsid w:val="00B866F5"/>
     <w:rPr>
-      <w:rFonts w:eastAsiaTheme="majorEastAsia" w:cstheme="majorBidi"/>
+      <w:rFonts w:asciiTheme="majorBidi" w:eastAsiaTheme="majorEastAsia" w:hAnsiTheme="majorBidi" w:cstheme="minorHAnsi"/>
       <w:b/>
       <w:color w:val="000000" w:themeColor="text1"/>
-      <w:sz w:val="32"/>
+      <w:sz w:val="28"/>
       <w:szCs w:val="40"/>
     </w:rPr>
   </w:style>
@@ -19958,11 +20900,11 @@
     <w:basedOn w:val="DefaultParagraphFont"/>
     <w:link w:val="Heading2"/>
     <w:uiPriority w:val="9"/>
-    <w:rsid w:val="00E70F56"/>
+    <w:rsid w:val="00927991"/>
     <w:rPr>
-      <w:rFonts w:eastAsiaTheme="majorEastAsia" w:cstheme="majorBidi"/>
+      <w:rFonts w:asciiTheme="majorBidi" w:eastAsiaTheme="majorEastAsia" w:hAnsiTheme="majorBidi" w:cstheme="majorBidi"/>
       <w:b/>
-      <w:color w:val="3B3838" w:themeColor="background2" w:themeShade="40"/>
+      <w:color w:val="000000" w:themeColor="text1"/>
       <w:sz w:val="28"/>
       <w:szCs w:val="32"/>
     </w:rPr>
@@ -19972,11 +20914,11 @@
     <w:basedOn w:val="DefaultParagraphFont"/>
     <w:link w:val="Heading3"/>
     <w:uiPriority w:val="9"/>
-    <w:rsid w:val="00EE5E0F"/>
+    <w:rsid w:val="00445E5B"/>
     <w:rPr>
-      <w:rFonts w:eastAsiaTheme="majorEastAsia" w:cstheme="majorBidi"/>
-      <w:color w:val="2F5496" w:themeColor="accent1" w:themeShade="BF"/>
-      <w:sz w:val="28"/>
+      <w:rFonts w:asciiTheme="majorBidi" w:eastAsiaTheme="majorEastAsia" w:hAnsiTheme="majorBidi" w:cstheme="majorBidi"/>
+      <w:b/>
+      <w:color w:val="000000" w:themeColor="text1"/>
       <w:szCs w:val="28"/>
     </w:rPr>
   </w:style>
@@ -20259,17 +21201,15 @@
     <w:autoRedefine/>
     <w:uiPriority w:val="39"/>
     <w:unhideWhenUsed/>
-    <w:rsid w:val="001254EB"/>
+    <w:rsid w:val="009F33EF"/>
     <w:pPr>
       <w:tabs>
         <w:tab w:val="right" w:leader="dot" w:pos="9350"/>
       </w:tabs>
-      <w:spacing w:after="100"/>
+      <w:spacing w:after="100" w:line="240" w:lineRule="auto"/>
     </w:pPr>
     <w:rPr>
       <w:rFonts w:cstheme="minorHAnsi"/>
-      <w:b/>
-      <w:bCs/>
       <w:noProof/>
     </w:rPr>
   </w:style>
@@ -20280,9 +21220,12 @@
     <w:autoRedefine/>
     <w:uiPriority w:val="39"/>
     <w:unhideWhenUsed/>
-    <w:rsid w:val="00E7317A"/>
+    <w:rsid w:val="009F33EF"/>
     <w:pPr>
-      <w:spacing w:after="100"/>
+      <w:tabs>
+        <w:tab w:val="right" w:leader="dot" w:pos="9350"/>
+      </w:tabs>
+      <w:spacing w:after="100" w:line="240" w:lineRule="auto"/>
       <w:ind w:left="240"/>
     </w:pPr>
   </w:style>
@@ -20340,6 +21283,19 @@
     <w:link w:val="Footer"/>
     <w:uiPriority w:val="99"/>
     <w:rsid w:val="001254EB"/>
+  </w:style>
+  <w:style w:type="paragraph" w:styleId="TOC3">
+    <w:name w:val="toc 3"/>
+    <w:basedOn w:val="Normal"/>
+    <w:next w:val="Normal"/>
+    <w:autoRedefine/>
+    <w:uiPriority w:val="39"/>
+    <w:unhideWhenUsed/>
+    <w:rsid w:val="00B83346"/>
+    <w:pPr>
+      <w:spacing w:after="100"/>
+      <w:ind w:left="480"/>
+    </w:pPr>
   </w:style>
 </w:styles>
 </file>
